--- a/build/es_electric_series_parallel_identify.docx
+++ b/build/es_electric_series_parallel_identify.docx
@@ -64,6 +64,16 @@
       <w:r>
         <w:t>a)</w:t>
         <w:tab/>
+        <w:t>En paralelo</w:t>
+      </w:r>
+    </w:p>
+    <w:p>
+      <w:pPr>
+        <w:pStyle w:val="Choice"/>
+      </w:pPr>
+      <w:r>
+        <w:t>b)</w:t>
+        <w:tab/>
         <w:t>Tiene un cortocircuito en la pila</w:t>
       </w:r>
     </w:p>
@@ -72,9 +82,9 @@
         <w:pStyle w:val="Choice"/>
       </w:pPr>
       <w:r>
-        <w:t>b)</w:t>
+        <w:t>c)</w:t>
         <w:tab/>
-        <w:t>En serie</w:t>
+        <w:t>Tiene un cortocircuito en una bombilla</w:t>
       </w:r>
     </w:p>
     <w:p>
@@ -82,19 +92,9 @@
         <w:pStyle w:val="Choice"/>
       </w:pPr>
       <w:r>
-        <w:t>c)</w:t>
-        <w:tab/>
-        <w:t>En paralelo</w:t>
-      </w:r>
-    </w:p>
-    <w:p>
-      <w:pPr>
-        <w:pStyle w:val="Choice"/>
-      </w:pPr>
-      <w:r>
         <w:t>d)</w:t>
         <w:tab/>
-        <w:t>Tiene un cortocircuito en una bombilla</w:t>
+        <w:t>En serie</w:t>
       </w:r>
     </w:p>
     <w:p>
@@ -151,7 +151,7 @@
       <w:r>
         <w:t>a)</w:t>
         <w:tab/>
-        <w:t>Tiene un cortocircuito en la pila</w:t>
+        <w:t>En serie</w:t>
       </w:r>
     </w:p>
     <w:p>
@@ -160,6 +160,16 @@
       </w:pPr>
       <w:r>
         <w:t>b)</w:t>
+        <w:tab/>
+        <w:t>En paralelo</w:t>
+      </w:r>
+    </w:p>
+    <w:p>
+      <w:pPr>
+        <w:pStyle w:val="Choice"/>
+      </w:pPr>
+      <w:r>
+        <w:t>c)</w:t>
         <w:tab/>
         <w:t>Tiene un cortocircuito en una bombilla</w:t>
       </w:r>
@@ -169,19 +179,9 @@
         <w:pStyle w:val="Choice"/>
       </w:pPr>
       <w:r>
-        <w:t>c)</w:t>
-        <w:tab/>
-        <w:t>En serie</w:t>
-      </w:r>
-    </w:p>
-    <w:p>
-      <w:pPr>
-        <w:pStyle w:val="Choice"/>
-      </w:pPr>
-      <w:r>
         <w:t>d)</w:t>
         <w:tab/>
-        <w:t>En paralelo</w:t>
+        <w:t>Tiene un cortocircuito en la pila</w:t>
       </w:r>
     </w:p>
     <w:p>
@@ -238,7 +238,7 @@
       <w:r>
         <w:t>a)</w:t>
         <w:tab/>
-        <w:t>Tiene un cortocircuito en la pila</w:t>
+        <w:t>Tiene un cortocircuito en una bombilla</w:t>
       </w:r>
     </w:p>
     <w:p>
@@ -268,7 +268,7 @@
       <w:r>
         <w:t>d)</w:t>
         <w:tab/>
-        <w:t>Tiene un cortocircuito en una bombilla</w:t>
+        <w:t>Tiene un cortocircuito en la pila</w:t>
       </w:r>
     </w:p>
     <w:p>
@@ -325,16 +325,6 @@
       <w:r>
         <w:t>a)</w:t>
         <w:tab/>
-        <w:t>En paralelo</w:t>
-      </w:r>
-    </w:p>
-    <w:p>
-      <w:pPr>
-        <w:pStyle w:val="Choice"/>
-      </w:pPr>
-      <w:r>
-        <w:t>b)</w:t>
-        <w:tab/>
         <w:t>Tiene un cortocircuito en la pila</w:t>
       </w:r>
     </w:p>
@@ -343,9 +333,19 @@
         <w:pStyle w:val="Choice"/>
       </w:pPr>
       <w:r>
+        <w:t>b)</w:t>
+        <w:tab/>
+        <w:t>Tiene un cortocircuito en una bombilla</w:t>
+      </w:r>
+    </w:p>
+    <w:p>
+      <w:pPr>
+        <w:pStyle w:val="Choice"/>
+      </w:pPr>
+      <w:r>
         <w:t>c)</w:t>
         <w:tab/>
-        <w:t>Tiene un cortocircuito en una bombilla</w:t>
+        <w:t>En paralelo</w:t>
       </w:r>
     </w:p>
     <w:p>
@@ -422,16 +422,6 @@
       <w:r>
         <w:t>b)</w:t>
         <w:tab/>
-        <w:t>En paralelo</w:t>
-      </w:r>
-    </w:p>
-    <w:p>
-      <w:pPr>
-        <w:pStyle w:val="Choice"/>
-      </w:pPr>
-      <w:r>
-        <w:t>c)</w:t>
-        <w:tab/>
         <w:t>Tiene un cortocircuito en una bombilla</w:t>
       </w:r>
     </w:p>
@@ -440,9 +430,19 @@
         <w:pStyle w:val="Choice"/>
       </w:pPr>
       <w:r>
+        <w:t>c)</w:t>
+        <w:tab/>
+        <w:t>Tiene un cortocircuito en la pila</w:t>
+      </w:r>
+    </w:p>
+    <w:p>
+      <w:pPr>
+        <w:pStyle w:val="Choice"/>
+      </w:pPr>
+      <w:r>
         <w:t>d)</w:t>
         <w:tab/>
-        <w:t>Tiene un cortocircuito en la pila</w:t>
+        <w:t>En paralelo</w:t>
       </w:r>
     </w:p>
     <w:p>
@@ -499,7 +499,7 @@
       <w:r>
         <w:t>a)</w:t>
         <w:tab/>
-        <w:t>Tiene un cortocircuito en una bombilla</w:t>
+        <w:t>En serie</w:t>
       </w:r>
     </w:p>
     <w:p>
@@ -509,7 +509,7 @@
       <w:r>
         <w:t>b)</w:t>
         <w:tab/>
-        <w:t>En paralelo</w:t>
+        <w:t>Tiene un cortocircuito en una bombilla</w:t>
       </w:r>
     </w:p>
     <w:p>
@@ -529,7 +529,7 @@
       <w:r>
         <w:t>d)</w:t>
         <w:tab/>
-        <w:t>En serie</w:t>
+        <w:t>En paralelo</w:t>
       </w:r>
     </w:p>
     <w:p>
@@ -586,7 +586,7 @@
       <w:r>
         <w:t>a)</w:t>
         <w:tab/>
-        <w:t>En paralelo</w:t>
+        <w:t>Tiene un cortocircuito en la pila</w:t>
       </w:r>
     </w:p>
     <w:p>
@@ -596,7 +596,7 @@
       <w:r>
         <w:t>b)</w:t>
         <w:tab/>
-        <w:t>Tiene un cortocircuito en la pila</w:t>
+        <w:t>En serie</w:t>
       </w:r>
     </w:p>
     <w:p>
@@ -616,7 +616,7 @@
       <w:r>
         <w:t>d)</w:t>
         <w:tab/>
-        <w:t>En serie</w:t>
+        <w:t>En paralelo</w:t>
       </w:r>
     </w:p>
     <w:p>
@@ -673,7 +673,7 @@
       <w:r>
         <w:t>a)</w:t>
         <w:tab/>
-        <w:t>Tiene un cortocircuito en una bombilla</w:t>
+        <w:t>En paralelo</w:t>
       </w:r>
     </w:p>
     <w:p>
@@ -682,16 +682,6 @@
       </w:pPr>
       <w:r>
         <w:t>b)</w:t>
-        <w:tab/>
-        <w:t>Tiene un cortocircuito en la pila</w:t>
-      </w:r>
-    </w:p>
-    <w:p>
-      <w:pPr>
-        <w:pStyle w:val="Choice"/>
-      </w:pPr>
-      <w:r>
-        <w:t>c)</w:t>
         <w:tab/>
         <w:t>En serie</w:t>
       </w:r>
@@ -701,9 +691,19 @@
         <w:pStyle w:val="Choice"/>
       </w:pPr>
       <w:r>
+        <w:t>c)</w:t>
+        <w:tab/>
+        <w:t>Tiene un cortocircuito en una bombilla</w:t>
+      </w:r>
+    </w:p>
+    <w:p>
+      <w:pPr>
+        <w:pStyle w:val="Choice"/>
+      </w:pPr>
+      <w:r>
         <w:t>d)</w:t>
         <w:tab/>
-        <w:t>En paralelo</w:t>
+        <w:t>Tiene un cortocircuito en la pila</w:t>
       </w:r>
     </w:p>
     <w:p>
@@ -760,7 +760,7 @@
       <w:r>
         <w:t>a)</w:t>
         <w:tab/>
-        <w:t>Tiene un cortocircuito en una bombilla</w:t>
+        <w:t>En serie</w:t>
       </w:r>
     </w:p>
     <w:p>
@@ -770,7 +770,7 @@
       <w:r>
         <w:t>b)</w:t>
         <w:tab/>
-        <w:t>En serie</w:t>
+        <w:t>Tiene un cortocircuito en una bombilla</w:t>
       </w:r>
     </w:p>
     <w:p>
@@ -847,6 +847,16 @@
       <w:r>
         <w:t>a)</w:t>
         <w:tab/>
+        <w:t>En paralelo</w:t>
+      </w:r>
+    </w:p>
+    <w:p>
+      <w:pPr>
+        <w:pStyle w:val="Choice"/>
+      </w:pPr>
+      <w:r>
+        <w:t>b)</w:t>
+        <w:tab/>
         <w:t>En serie</w:t>
       </w:r>
     </w:p>
@@ -855,19 +865,9 @@
         <w:pStyle w:val="Choice"/>
       </w:pPr>
       <w:r>
-        <w:t>b)</w:t>
+        <w:t>c)</w:t>
         <w:tab/>
         <w:t>Tiene un cortocircuito en la pila</w:t>
-      </w:r>
-    </w:p>
-    <w:p>
-      <w:pPr>
-        <w:pStyle w:val="Choice"/>
-      </w:pPr>
-      <w:r>
-        <w:t>c)</w:t>
-        <w:tab/>
-        <w:t>En paralelo</w:t>
       </w:r>
     </w:p>
     <w:p>
@@ -934,7 +934,7 @@
       <w:r>
         <w:t>a)</w:t>
         <w:tab/>
-        <w:t>En paralelo</w:t>
+        <w:t>En serie</w:t>
       </w:r>
     </w:p>
     <w:p>
@@ -954,7 +954,7 @@
       <w:r>
         <w:t>c)</w:t>
         <w:tab/>
-        <w:t>Tiene un cortocircuito en una bombilla</w:t>
+        <w:t>En paralelo</w:t>
       </w:r>
     </w:p>
     <w:p>
@@ -964,7 +964,7 @@
       <w:r>
         <w:t>d)</w:t>
         <w:tab/>
-        <w:t>En serie</w:t>
+        <w:t>Tiene un cortocircuito en una bombilla</w:t>
       </w:r>
     </w:p>
     <w:p>
@@ -1021,6 +1021,26 @@
       <w:r>
         <w:t>a)</w:t>
         <w:tab/>
+        <w:t>En paralelo</w:t>
+      </w:r>
+    </w:p>
+    <w:p>
+      <w:pPr>
+        <w:pStyle w:val="Choice"/>
+      </w:pPr>
+      <w:r>
+        <w:t>b)</w:t>
+        <w:tab/>
+        <w:t>Tiene un cortocircuito en la pila</w:t>
+      </w:r>
+    </w:p>
+    <w:p>
+      <w:pPr>
+        <w:pStyle w:val="Choice"/>
+      </w:pPr>
+      <w:r>
+        <w:t>c)</w:t>
+        <w:tab/>
         <w:t>Tiene un cortocircuito en una bombilla</w:t>
       </w:r>
     </w:p>
@@ -1029,29 +1049,9 @@
         <w:pStyle w:val="Choice"/>
       </w:pPr>
       <w:r>
-        <w:t>b)</w:t>
-        <w:tab/>
-        <w:t>En paralelo</w:t>
-      </w:r>
-    </w:p>
-    <w:p>
-      <w:pPr>
-        <w:pStyle w:val="Choice"/>
-      </w:pPr>
-      <w:r>
-        <w:t>c)</w:t>
+        <w:t>d)</w:t>
         <w:tab/>
         <w:t>En serie</w:t>
-      </w:r>
-    </w:p>
-    <w:p>
-      <w:pPr>
-        <w:pStyle w:val="Choice"/>
-      </w:pPr>
-      <w:r>
-        <w:t>d)</w:t>
-        <w:tab/>
-        <w:t>Tiene un cortocircuito en la pila</w:t>
       </w:r>
     </w:p>
     <w:p>
@@ -1195,7 +1195,7 @@
       <w:r>
         <w:t>a)</w:t>
         <w:tab/>
-        <w:t>Tiene un cortocircuito en la pila</w:t>
+        <w:t>Tiene un cortocircuito en una bombilla</w:t>
       </w:r>
     </w:p>
     <w:p>
@@ -1205,7 +1205,7 @@
       <w:r>
         <w:t>b)</w:t>
         <w:tab/>
-        <w:t>Tiene un cortocircuito en una bombilla</w:t>
+        <w:t>En serie</w:t>
       </w:r>
     </w:p>
     <w:p>
@@ -1225,7 +1225,7 @@
       <w:r>
         <w:t>d)</w:t>
         <w:tab/>
-        <w:t>En serie</w:t>
+        <w:t>Tiene un cortocircuito en la pila</w:t>
       </w:r>
     </w:p>
     <w:p>
@@ -1302,7 +1302,7 @@
       <w:r>
         <w:t>c)</w:t>
         <w:tab/>
-        <w:t>En paralelo</w:t>
+        <w:t>Tiene un cortocircuito en la pila</w:t>
       </w:r>
     </w:p>
     <w:p>
@@ -1312,7 +1312,7 @@
       <w:r>
         <w:t>d)</w:t>
         <w:tab/>
-        <w:t>Tiene un cortocircuito en la pila</w:t>
+        <w:t>En paralelo</w:t>
       </w:r>
     </w:p>
     <w:p>
@@ -1379,6 +1379,16 @@
       <w:r>
         <w:t>b)</w:t>
         <w:tab/>
+        <w:t>Tiene un cortocircuito en la pila</w:t>
+      </w:r>
+    </w:p>
+    <w:p>
+      <w:pPr>
+        <w:pStyle w:val="Choice"/>
+      </w:pPr>
+      <w:r>
+        <w:t>c)</w:t>
+        <w:tab/>
         <w:t>Tiene un cortocircuito en una bombilla</w:t>
       </w:r>
     </w:p>
@@ -1387,19 +1397,9 @@
         <w:pStyle w:val="Choice"/>
       </w:pPr>
       <w:r>
-        <w:t>c)</w:t>
+        <w:t>d)</w:t>
         <w:tab/>
         <w:t>En serie</w:t>
-      </w:r>
-    </w:p>
-    <w:p>
-      <w:pPr>
-        <w:pStyle w:val="Choice"/>
-      </w:pPr>
-      <w:r>
-        <w:t>d)</w:t>
-        <w:tab/>
-        <w:t>Tiene un cortocircuito en la pila</w:t>
       </w:r>
     </w:p>
     <w:p>
@@ -1456,7 +1456,7 @@
       <w:r>
         <w:t>a)</w:t>
         <w:tab/>
-        <w:t>Tiene un cortocircuito en la pila</w:t>
+        <w:t>Tiene un cortocircuito en una bombilla</w:t>
       </w:r>
     </w:p>
     <w:p>
@@ -1466,7 +1466,7 @@
       <w:r>
         <w:t>b)</w:t>
         <w:tab/>
-        <w:t>Tiene un cortocircuito en una bombilla</w:t>
+        <w:t>En paralelo</w:t>
       </w:r>
     </w:p>
     <w:p>
@@ -1486,7 +1486,7 @@
       <w:r>
         <w:t>d)</w:t>
         <w:tab/>
-        <w:t>En paralelo</w:t>
+        <w:t>Tiene un cortocircuito en la pila</w:t>
       </w:r>
     </w:p>
     <w:p>
@@ -1543,7 +1543,7 @@
       <w:r>
         <w:t>a)</w:t>
         <w:tab/>
-        <w:t>Tiene un cortocircuito en una bombilla</w:t>
+        <w:t>En serie</w:t>
       </w:r>
     </w:p>
     <w:p>
@@ -1552,6 +1552,16 @@
       </w:pPr>
       <w:r>
         <w:t>b)</w:t>
+        <w:tab/>
+        <w:t>Tiene un cortocircuito en la pila</w:t>
+      </w:r>
+    </w:p>
+    <w:p>
+      <w:pPr>
+        <w:pStyle w:val="Choice"/>
+      </w:pPr>
+      <w:r>
+        <w:t>c)</w:t>
         <w:tab/>
         <w:t>En paralelo</w:t>
       </w:r>
@@ -1561,19 +1571,9 @@
         <w:pStyle w:val="Choice"/>
       </w:pPr>
       <w:r>
-        <w:t>c)</w:t>
-        <w:tab/>
-        <w:t>Tiene un cortocircuito en la pila</w:t>
-      </w:r>
-    </w:p>
-    <w:p>
-      <w:pPr>
-        <w:pStyle w:val="Choice"/>
-      </w:pPr>
-      <w:r>
         <w:t>d)</w:t>
         <w:tab/>
-        <w:t>En serie</w:t>
+        <w:t>Tiene un cortocircuito en una bombilla</w:t>
       </w:r>
     </w:p>
     <w:p>
@@ -1640,7 +1640,7 @@
       <w:r>
         <w:t>b)</w:t>
         <w:tab/>
-        <w:t>En paralelo</w:t>
+        <w:t>En serie</w:t>
       </w:r>
     </w:p>
     <w:p>
@@ -1650,7 +1650,7 @@
       <w:r>
         <w:t>c)</w:t>
         <w:tab/>
-        <w:t>En serie</w:t>
+        <w:t>En paralelo</w:t>
       </w:r>
     </w:p>
     <w:p>
@@ -1737,7 +1737,7 @@
       <w:r>
         <w:t>c)</w:t>
         <w:tab/>
-        <w:t>En paralelo</w:t>
+        <w:t>Tiene un cortocircuito en la pila</w:t>
       </w:r>
     </w:p>
     <w:p>
@@ -1747,7 +1747,7 @@
       <w:r>
         <w:t>d)</w:t>
         <w:tab/>
-        <w:t>Tiene un cortocircuito en la pila</w:t>
+        <w:t>En paralelo</w:t>
       </w:r>
     </w:p>
     <w:p>
@@ -1804,7 +1804,7 @@
       <w:r>
         <w:t>a)</w:t>
         <w:tab/>
-        <w:t>Tiene un cortocircuito en la pila</w:t>
+        <w:t>En paralelo</w:t>
       </w:r>
     </w:p>
     <w:p>
@@ -1824,7 +1824,7 @@
       <w:r>
         <w:t>c)</w:t>
         <w:tab/>
-        <w:t>En paralelo</w:t>
+        <w:t>En serie</w:t>
       </w:r>
     </w:p>
     <w:p>
@@ -1834,7 +1834,7 @@
       <w:r>
         <w:t>d)</w:t>
         <w:tab/>
-        <w:t>En serie</w:t>
+        <w:t>Tiene un cortocircuito en la pila</w:t>
       </w:r>
     </w:p>
     <w:p>
@@ -1911,7 +1911,7 @@
       <w:r>
         <w:t>c)</w:t>
         <w:tab/>
-        <w:t>En serie</w:t>
+        <w:t>En paralelo</w:t>
       </w:r>
     </w:p>
     <w:p>
@@ -1921,7 +1921,7 @@
       <w:r>
         <w:t>d)</w:t>
         <w:tab/>
-        <w:t>En paralelo</w:t>
+        <w:t>En serie</w:t>
       </w:r>
     </w:p>
     <w:p>
@@ -1978,7 +1978,7 @@
       <w:r>
         <w:t>a)</w:t>
         <w:tab/>
-        <w:t>En serie</w:t>
+        <w:t>Tiene un cortocircuito en una bombilla</w:t>
       </w:r>
     </w:p>
     <w:p>
@@ -1987,6 +1987,16 @@
       </w:pPr>
       <w:r>
         <w:t>b)</w:t>
+        <w:tab/>
+        <w:t>Tiene un cortocircuito en la pila</w:t>
+      </w:r>
+    </w:p>
+    <w:p>
+      <w:pPr>
+        <w:pStyle w:val="Choice"/>
+      </w:pPr>
+      <w:r>
+        <w:t>c)</w:t>
         <w:tab/>
         <w:t>En paralelo</w:t>
       </w:r>
@@ -1996,19 +2006,9 @@
         <w:pStyle w:val="Choice"/>
       </w:pPr>
       <w:r>
-        <w:t>c)</w:t>
-        <w:tab/>
-        <w:t>Tiene un cortocircuito en la pila</w:t>
-      </w:r>
-    </w:p>
-    <w:p>
-      <w:pPr>
-        <w:pStyle w:val="Choice"/>
-      </w:pPr>
-      <w:r>
         <w:t>d)</w:t>
         <w:tab/>
-        <w:t>Tiene un cortocircuito en una bombilla</w:t>
+        <w:t>En serie</w:t>
       </w:r>
     </w:p>
     <w:p>
@@ -2065,7 +2065,7 @@
       <w:r>
         <w:t>a)</w:t>
         <w:tab/>
-        <w:t>En serie</w:t>
+        <w:t>En paralelo</w:t>
       </w:r>
     </w:p>
     <w:p>
@@ -2075,7 +2075,7 @@
       <w:r>
         <w:t>b)</w:t>
         <w:tab/>
-        <w:t>En paralelo</w:t>
+        <w:t>En serie</w:t>
       </w:r>
     </w:p>
     <w:p>
@@ -2152,7 +2152,7 @@
       <w:r>
         <w:t>a)</w:t>
         <w:tab/>
-        <w:t>En serie</w:t>
+        <w:t>Tiene un cortocircuito en una bombilla</w:t>
       </w:r>
     </w:p>
     <w:p>
@@ -2172,7 +2172,7 @@
       <w:r>
         <w:t>c)</w:t>
         <w:tab/>
-        <w:t>Tiene un cortocircuito en una bombilla</w:t>
+        <w:t>Tiene un cortocircuito en la pila</w:t>
       </w:r>
     </w:p>
     <w:p>
@@ -2182,7 +2182,7 @@
       <w:r>
         <w:t>d)</w:t>
         <w:tab/>
-        <w:t>Tiene un cortocircuito en la pila</w:t>
+        <w:t>En serie</w:t>
       </w:r>
     </w:p>
     <w:p>
@@ -2239,7 +2239,7 @@
       <w:r>
         <w:t>a)</w:t>
         <w:tab/>
-        <w:t>En serie</w:t>
+        <w:t>Tiene un cortocircuito en una bombilla</w:t>
       </w:r>
     </w:p>
     <w:p>
@@ -2259,7 +2259,7 @@
       <w:r>
         <w:t>c)</w:t>
         <w:tab/>
-        <w:t>Tiene un cortocircuito en una bombilla</w:t>
+        <w:t>En serie</w:t>
       </w:r>
     </w:p>
     <w:p>
@@ -2346,7 +2346,7 @@
       <w:r>
         <w:t>c)</w:t>
         <w:tab/>
-        <w:t>En paralelo</w:t>
+        <w:t>Tiene un cortocircuito en la pila</w:t>
       </w:r>
     </w:p>
     <w:p>
@@ -2356,7 +2356,7 @@
       <w:r>
         <w:t>d)</w:t>
         <w:tab/>
-        <w:t>Tiene un cortocircuito en la pila</w:t>
+        <w:t>En paralelo</w:t>
       </w:r>
     </w:p>
     <w:p>
@@ -2413,7 +2413,7 @@
       <w:r>
         <w:t>a)</w:t>
         <w:tab/>
-        <w:t>Tiene un cortocircuito en la pila</w:t>
+        <w:t>Tiene un cortocircuito en una bombilla</w:t>
       </w:r>
     </w:p>
     <w:p>
@@ -2423,7 +2423,7 @@
       <w:r>
         <w:t>b)</w:t>
         <w:tab/>
-        <w:t>Tiene un cortocircuito en una bombilla</w:t>
+        <w:t>En paralelo</w:t>
       </w:r>
     </w:p>
     <w:p>
@@ -2443,7 +2443,7 @@
       <w:r>
         <w:t>d)</w:t>
         <w:tab/>
-        <w:t>En paralelo</w:t>
+        <w:t>Tiene un cortocircuito en la pila</w:t>
       </w:r>
     </w:p>
     <w:p>
@@ -2500,7 +2500,7 @@
       <w:r>
         <w:t>a)</w:t>
         <w:tab/>
-        <w:t>En serie</w:t>
+        <w:t>En paralelo</w:t>
       </w:r>
     </w:p>
     <w:p>
@@ -2520,7 +2520,7 @@
       <w:r>
         <w:t>c)</w:t>
         <w:tab/>
-        <w:t>En paralelo</w:t>
+        <w:t>Tiene un cortocircuito en una bombilla</w:t>
       </w:r>
     </w:p>
     <w:p>
@@ -2530,7 +2530,7 @@
       <w:r>
         <w:t>d)</w:t>
         <w:tab/>
-        <w:t>Tiene un cortocircuito en una bombilla</w:t>
+        <w:t>En serie</w:t>
       </w:r>
     </w:p>
     <w:p>
@@ -2587,6 +2587,16 @@
       <w:r>
         <w:t>a)</w:t>
         <w:tab/>
+        <w:t>En serie</w:t>
+      </w:r>
+    </w:p>
+    <w:p>
+      <w:pPr>
+        <w:pStyle w:val="Choice"/>
+      </w:pPr>
+      <w:r>
+        <w:t>b)</w:t>
+        <w:tab/>
         <w:t>Tiene un cortocircuito en una bombilla</w:t>
       </w:r>
     </w:p>
@@ -2595,9 +2605,9 @@
         <w:pStyle w:val="Choice"/>
       </w:pPr>
       <w:r>
-        <w:t>b)</w:t>
+        <w:t>c)</w:t>
         <w:tab/>
-        <w:t>En paralelo</w:t>
+        <w:t>Tiene un cortocircuito en la pila</w:t>
       </w:r>
     </w:p>
     <w:p>
@@ -2605,19 +2615,9 @@
         <w:pStyle w:val="Choice"/>
       </w:pPr>
       <w:r>
-        <w:t>c)</w:t>
-        <w:tab/>
-        <w:t>En serie</w:t>
-      </w:r>
-    </w:p>
-    <w:p>
-      <w:pPr>
-        <w:pStyle w:val="Choice"/>
-      </w:pPr>
-      <w:r>
         <w:t>d)</w:t>
         <w:tab/>
-        <w:t>Tiene un cortocircuito en la pila</w:t>
+        <w:t>En paralelo</w:t>
       </w:r>
     </w:p>
     <w:p>
@@ -2674,6 +2674,16 @@
       <w:r>
         <w:t>a)</w:t>
         <w:tab/>
+        <w:t>En paralelo</w:t>
+      </w:r>
+    </w:p>
+    <w:p>
+      <w:pPr>
+        <w:pStyle w:val="Choice"/>
+      </w:pPr>
+      <w:r>
+        <w:t>b)</w:t>
+        <w:tab/>
         <w:t>En serie</w:t>
       </w:r>
     </w:p>
@@ -2682,9 +2692,9 @@
         <w:pStyle w:val="Choice"/>
       </w:pPr>
       <w:r>
-        <w:t>b)</w:t>
+        <w:t>c)</w:t>
         <w:tab/>
-        <w:t>Tiene un cortocircuito en una bombilla</w:t>
+        <w:t>Tiene un cortocircuito en la pila</w:t>
       </w:r>
     </w:p>
     <w:p>
@@ -2692,19 +2702,9 @@
         <w:pStyle w:val="Choice"/>
       </w:pPr>
       <w:r>
-        <w:t>c)</w:t>
-        <w:tab/>
-        <w:t>En paralelo</w:t>
-      </w:r>
-    </w:p>
-    <w:p>
-      <w:pPr>
-        <w:pStyle w:val="Choice"/>
-      </w:pPr>
-      <w:r>
         <w:t>d)</w:t>
         <w:tab/>
-        <w:t>Tiene un cortocircuito en la pila</w:t>
+        <w:t>Tiene un cortocircuito en una bombilla</w:t>
       </w:r>
     </w:p>
     <w:p>
@@ -2781,7 +2781,7 @@
       <w:r>
         <w:t>c)</w:t>
         <w:tab/>
-        <w:t>En serie</w:t>
+        <w:t>En paralelo</w:t>
       </w:r>
     </w:p>
     <w:p>
@@ -2791,7 +2791,7 @@
       <w:r>
         <w:t>d)</w:t>
         <w:tab/>
-        <w:t>En paralelo</w:t>
+        <w:t>En serie</w:t>
       </w:r>
     </w:p>
     <w:p>
@@ -2848,7 +2848,7 @@
       <w:r>
         <w:t>a)</w:t>
         <w:tab/>
-        <w:t>En serie</w:t>
+        <w:t>Tiene un cortocircuito en la pila</w:t>
       </w:r>
     </w:p>
     <w:p>
@@ -2858,7 +2858,7 @@
       <w:r>
         <w:t>b)</w:t>
         <w:tab/>
-        <w:t>Tiene un cortocircuito en una bombilla</w:t>
+        <w:t>En serie</w:t>
       </w:r>
     </w:p>
     <w:p>
@@ -2878,7 +2878,7 @@
       <w:r>
         <w:t>d)</w:t>
         <w:tab/>
-        <w:t>Tiene un cortocircuito en la pila</w:t>
+        <w:t>Tiene un cortocircuito en una bombilla</w:t>
       </w:r>
     </w:p>
     <w:p>
@@ -3022,7 +3022,7 @@
       <w:r>
         <w:t>a)</w:t>
         <w:tab/>
-        <w:t>En serie</w:t>
+        <w:t>En paralelo</w:t>
       </w:r>
     </w:p>
     <w:p>
@@ -3031,6 +3031,16 @@
       </w:pPr>
       <w:r>
         <w:t>b)</w:t>
+        <w:tab/>
+        <w:t>Tiene un cortocircuito en la pila</w:t>
+      </w:r>
+    </w:p>
+    <w:p>
+      <w:pPr>
+        <w:pStyle w:val="Choice"/>
+      </w:pPr>
+      <w:r>
+        <w:t>c)</w:t>
         <w:tab/>
         <w:t>Tiene un cortocircuito en una bombilla</w:t>
       </w:r>
@@ -3040,19 +3050,9 @@
         <w:pStyle w:val="Choice"/>
       </w:pPr>
       <w:r>
-        <w:t>c)</w:t>
-        <w:tab/>
-        <w:t>En paralelo</w:t>
-      </w:r>
-    </w:p>
-    <w:p>
-      <w:pPr>
-        <w:pStyle w:val="Choice"/>
-      </w:pPr>
-      <w:r>
         <w:t>d)</w:t>
         <w:tab/>
-        <w:t>Tiene un cortocircuito en la pila</w:t>
+        <w:t>En serie</w:t>
       </w:r>
     </w:p>
     <w:p>
@@ -3109,7 +3109,7 @@
       <w:r>
         <w:t>a)</w:t>
         <w:tab/>
-        <w:t>Tiene un cortocircuito en la pila</w:t>
+        <w:t>En paralelo</w:t>
       </w:r>
     </w:p>
     <w:p>
@@ -3129,7 +3129,7 @@
       <w:r>
         <w:t>c)</w:t>
         <w:tab/>
-        <w:t>En paralelo</w:t>
+        <w:t>Tiene un cortocircuito en la pila</w:t>
       </w:r>
     </w:p>
     <w:p>
@@ -3196,16 +3196,6 @@
       <w:r>
         <w:t>a)</w:t>
         <w:tab/>
-        <w:t>En serie</w:t>
-      </w:r>
-    </w:p>
-    <w:p>
-      <w:pPr>
-        <w:pStyle w:val="Choice"/>
-      </w:pPr>
-      <w:r>
-        <w:t>b)</w:t>
-        <w:tab/>
         <w:t>En paralelo</w:t>
       </w:r>
     </w:p>
@@ -3214,9 +3204,19 @@
         <w:pStyle w:val="Choice"/>
       </w:pPr>
       <w:r>
+        <w:t>b)</w:t>
+        <w:tab/>
+        <w:t>Tiene un cortocircuito en la pila</w:t>
+      </w:r>
+    </w:p>
+    <w:p>
+      <w:pPr>
+        <w:pStyle w:val="Choice"/>
+      </w:pPr>
+      <w:r>
         <w:t>c)</w:t>
         <w:tab/>
-        <w:t>Tiene un cortocircuito en la pila</w:t>
+        <w:t>En serie</w:t>
       </w:r>
     </w:p>
     <w:p>
@@ -3370,7 +3370,7 @@
       <w:r>
         <w:t>a)</w:t>
         <w:tab/>
-        <w:t>Tiene un cortocircuito en una bombilla</w:t>
+        <w:t>En serie</w:t>
       </w:r>
     </w:p>
     <w:p>
@@ -3380,7 +3380,7 @@
       <w:r>
         <w:t>b)</w:t>
         <w:tab/>
-        <w:t>Tiene un cortocircuito en la pila</w:t>
+        <w:t>Tiene un cortocircuito en una bombilla</w:t>
       </w:r>
     </w:p>
     <w:p>
@@ -3400,7 +3400,7 @@
       <w:r>
         <w:t>d)</w:t>
         <w:tab/>
-        <w:t>En serie</w:t>
+        <w:t>Tiene un cortocircuito en la pila</w:t>
       </w:r>
     </w:p>
     <w:p>
@@ -3457,6 +3457,16 @@
       <w:r>
         <w:t>a)</w:t>
         <w:tab/>
+        <w:t>En paralelo</w:t>
+      </w:r>
+    </w:p>
+    <w:p>
+      <w:pPr>
+        <w:pStyle w:val="Choice"/>
+      </w:pPr>
+      <w:r>
+        <w:t>b)</w:t>
+        <w:tab/>
         <w:t>Tiene un cortocircuito en una bombilla</w:t>
       </w:r>
     </w:p>
@@ -3465,19 +3475,9 @@
         <w:pStyle w:val="Choice"/>
       </w:pPr>
       <w:r>
-        <w:t>b)</w:t>
+        <w:t>c)</w:t>
         <w:tab/>
         <w:t>En serie</w:t>
-      </w:r>
-    </w:p>
-    <w:p>
-      <w:pPr>
-        <w:pStyle w:val="Choice"/>
-      </w:pPr>
-      <w:r>
-        <w:t>c)</w:t>
-        <w:tab/>
-        <w:t>En paralelo</w:t>
       </w:r>
     </w:p>
     <w:p>

--- a/build/es_electric_series_parallel_identify.docx
+++ b/build/es_electric_series_parallel_identify.docx
@@ -7,7 +7,7 @@
         <w:pStyle w:val="Heading1"/>
       </w:pPr>
       <w:r>
-        <w:t>Electricity. Identificar serie, paralelo, cortocircuito.</w:t>
+        <w:t>Electricidad. Identificar serie, paralelo, cortocircuito.</w:t>
       </w:r>
     </w:p>
     <w:p>
@@ -64,7 +64,7 @@
       <w:r>
         <w:t>a)</w:t>
         <w:tab/>
-        <w:t>En paralelo</w:t>
+        <w:t>En serie</w:t>
       </w:r>
     </w:p>
     <w:p>
@@ -73,16 +73,6 @@
       </w:pPr>
       <w:r>
         <w:t>b)</w:t>
-        <w:tab/>
-        <w:t>Tiene un cortocircuito en la pila</w:t>
-      </w:r>
-    </w:p>
-    <w:p>
-      <w:pPr>
-        <w:pStyle w:val="Choice"/>
-      </w:pPr>
-      <w:r>
-        <w:t>c)</w:t>
         <w:tab/>
         <w:t>Tiene un cortocircuito en una bombilla</w:t>
       </w:r>
@@ -92,9 +82,19 @@
         <w:pStyle w:val="Choice"/>
       </w:pPr>
       <w:r>
+        <w:t>c)</w:t>
+        <w:tab/>
+        <w:t>En paralelo</w:t>
+      </w:r>
+    </w:p>
+    <w:p>
+      <w:pPr>
+        <w:pStyle w:val="Choice"/>
+      </w:pPr>
+      <w:r>
         <w:t>d)</w:t>
         <w:tab/>
-        <w:t>En serie</w:t>
+        <w:t>Tiene un cortocircuito en la pila</w:t>
       </w:r>
     </w:p>
     <w:p>
@@ -151,7 +151,7 @@
       <w:r>
         <w:t>a)</w:t>
         <w:tab/>
-        <w:t>En serie</w:t>
+        <w:t>Tiene un cortocircuito en la pila</w:t>
       </w:r>
     </w:p>
     <w:p>
@@ -161,7 +161,7 @@
       <w:r>
         <w:t>b)</w:t>
         <w:tab/>
-        <w:t>En paralelo</w:t>
+        <w:t>En serie</w:t>
       </w:r>
     </w:p>
     <w:p>
@@ -181,7 +181,7 @@
       <w:r>
         <w:t>d)</w:t>
         <w:tab/>
-        <w:t>Tiene un cortocircuito en la pila</w:t>
+        <w:t>En paralelo</w:t>
       </w:r>
     </w:p>
     <w:p>
@@ -238,7 +238,7 @@
       <w:r>
         <w:t>a)</w:t>
         <w:tab/>
-        <w:t>Tiene un cortocircuito en una bombilla</w:t>
+        <w:t>En paralelo</w:t>
       </w:r>
     </w:p>
     <w:p>
@@ -258,7 +258,7 @@
       <w:r>
         <w:t>c)</w:t>
         <w:tab/>
-        <w:t>En paralelo</w:t>
+        <w:t>Tiene un cortocircuito en la pila</w:t>
       </w:r>
     </w:p>
     <w:p>
@@ -268,7 +268,7 @@
       <w:r>
         <w:t>d)</w:t>
         <w:tab/>
-        <w:t>Tiene un cortocircuito en la pila</w:t>
+        <w:t>Tiene un cortocircuito en una bombilla</w:t>
       </w:r>
     </w:p>
     <w:p>
@@ -325,7 +325,7 @@
       <w:r>
         <w:t>a)</w:t>
         <w:tab/>
-        <w:t>Tiene un cortocircuito en la pila</w:t>
+        <w:t>En paralelo</w:t>
       </w:r>
     </w:p>
     <w:p>
@@ -345,7 +345,7 @@
       <w:r>
         <w:t>c)</w:t>
         <w:tab/>
-        <w:t>En paralelo</w:t>
+        <w:t>Tiene un cortocircuito en la pila</w:t>
       </w:r>
     </w:p>
     <w:p>
@@ -422,7 +422,7 @@
       <w:r>
         <w:t>b)</w:t>
         <w:tab/>
-        <w:t>Tiene un cortocircuito en una bombilla</w:t>
+        <w:t>En paralelo</w:t>
       </w:r>
     </w:p>
     <w:p>
@@ -442,7 +442,7 @@
       <w:r>
         <w:t>d)</w:t>
         <w:tab/>
-        <w:t>En paralelo</w:t>
+        <w:t>Tiene un cortocircuito en una bombilla</w:t>
       </w:r>
     </w:p>
     <w:p>
@@ -509,7 +509,7 @@
       <w:r>
         <w:t>b)</w:t>
         <w:tab/>
-        <w:t>Tiene un cortocircuito en una bombilla</w:t>
+        <w:t>En paralelo</w:t>
       </w:r>
     </w:p>
     <w:p>
@@ -529,7 +529,7 @@
       <w:r>
         <w:t>d)</w:t>
         <w:tab/>
-        <w:t>En paralelo</w:t>
+        <w:t>Tiene un cortocircuito en una bombilla</w:t>
       </w:r>
     </w:p>
     <w:p>
@@ -596,7 +596,7 @@
       <w:r>
         <w:t>b)</w:t>
         <w:tab/>
-        <w:t>En serie</w:t>
+        <w:t>En paralelo</w:t>
       </w:r>
     </w:p>
     <w:p>
@@ -616,7 +616,7 @@
       <w:r>
         <w:t>d)</w:t>
         <w:tab/>
-        <w:t>En paralelo</w:t>
+        <w:t>En serie</w:t>
       </w:r>
     </w:p>
     <w:p>
@@ -673,7 +673,7 @@
       <w:r>
         <w:t>a)</w:t>
         <w:tab/>
-        <w:t>En paralelo</w:t>
+        <w:t>En serie</w:t>
       </w:r>
     </w:p>
     <w:p>
@@ -683,7 +683,7 @@
       <w:r>
         <w:t>b)</w:t>
         <w:tab/>
-        <w:t>En serie</w:t>
+        <w:t>Tiene un cortocircuito en la pila</w:t>
       </w:r>
     </w:p>
     <w:p>
@@ -703,7 +703,7 @@
       <w:r>
         <w:t>d)</w:t>
         <w:tab/>
-        <w:t>Tiene un cortocircuito en la pila</w:t>
+        <w:t>En paralelo</w:t>
       </w:r>
     </w:p>
     <w:p>
@@ -760,6 +760,16 @@
       <w:r>
         <w:t>a)</w:t>
         <w:tab/>
+        <w:t>Tiene un cortocircuito en la pila</w:t>
+      </w:r>
+    </w:p>
+    <w:p>
+      <w:pPr>
+        <w:pStyle w:val="Choice"/>
+      </w:pPr>
+      <w:r>
+        <w:t>b)</w:t>
+        <w:tab/>
         <w:t>En serie</w:t>
       </w:r>
     </w:p>
@@ -768,9 +778,9 @@
         <w:pStyle w:val="Choice"/>
       </w:pPr>
       <w:r>
-        <w:t>b)</w:t>
+        <w:t>c)</w:t>
         <w:tab/>
-        <w:t>Tiene un cortocircuito en una bombilla</w:t>
+        <w:t>En paralelo</w:t>
       </w:r>
     </w:p>
     <w:p>
@@ -778,19 +788,9 @@
         <w:pStyle w:val="Choice"/>
       </w:pPr>
       <w:r>
-        <w:t>c)</w:t>
-        <w:tab/>
-        <w:t>Tiene un cortocircuito en la pila</w:t>
-      </w:r>
-    </w:p>
-    <w:p>
-      <w:pPr>
-        <w:pStyle w:val="Choice"/>
-      </w:pPr>
-      <w:r>
         <w:t>d)</w:t>
         <w:tab/>
-        <w:t>En paralelo</w:t>
+        <w:t>Tiene un cortocircuito en una bombilla</w:t>
       </w:r>
     </w:p>
     <w:p>
@@ -847,6 +847,16 @@
       <w:r>
         <w:t>a)</w:t>
         <w:tab/>
+        <w:t>Tiene un cortocircuito en la pila</w:t>
+      </w:r>
+    </w:p>
+    <w:p>
+      <w:pPr>
+        <w:pStyle w:val="Choice"/>
+      </w:pPr>
+      <w:r>
+        <w:t>b)</w:t>
+        <w:tab/>
         <w:t>En paralelo</w:t>
       </w:r>
     </w:p>
@@ -855,19 +865,9 @@
         <w:pStyle w:val="Choice"/>
       </w:pPr>
       <w:r>
-        <w:t>b)</w:t>
+        <w:t>c)</w:t>
         <w:tab/>
         <w:t>En serie</w:t>
-      </w:r>
-    </w:p>
-    <w:p>
-      <w:pPr>
-        <w:pStyle w:val="Choice"/>
-      </w:pPr>
-      <w:r>
-        <w:t>c)</w:t>
-        <w:tab/>
-        <w:t>Tiene un cortocircuito en la pila</w:t>
       </w:r>
     </w:p>
     <w:p>
@@ -934,6 +934,16 @@
       <w:r>
         <w:t>a)</w:t>
         <w:tab/>
+        <w:t>Tiene un cortocircuito en una bombilla</w:t>
+      </w:r>
+    </w:p>
+    <w:p>
+      <w:pPr>
+        <w:pStyle w:val="Choice"/>
+      </w:pPr>
+      <w:r>
+        <w:t>b)</w:t>
+        <w:tab/>
         <w:t>En serie</w:t>
       </w:r>
     </w:p>
@@ -942,7 +952,7 @@
         <w:pStyle w:val="Choice"/>
       </w:pPr>
       <w:r>
-        <w:t>b)</w:t>
+        <w:t>c)</w:t>
         <w:tab/>
         <w:t>Tiene un cortocircuito en la pila</w:t>
       </w:r>
@@ -952,19 +962,9 @@
         <w:pStyle w:val="Choice"/>
       </w:pPr>
       <w:r>
-        <w:t>c)</w:t>
+        <w:t>d)</w:t>
         <w:tab/>
         <w:t>En paralelo</w:t>
-      </w:r>
-    </w:p>
-    <w:p>
-      <w:pPr>
-        <w:pStyle w:val="Choice"/>
-      </w:pPr>
-      <w:r>
-        <w:t>d)</w:t>
-        <w:tab/>
-        <w:t>Tiene un cortocircuito en una bombilla</w:t>
       </w:r>
     </w:p>
     <w:p>
@@ -1021,6 +1021,16 @@
       <w:r>
         <w:t>a)</w:t>
         <w:tab/>
+        <w:t>En serie</w:t>
+      </w:r>
+    </w:p>
+    <w:p>
+      <w:pPr>
+        <w:pStyle w:val="Choice"/>
+      </w:pPr>
+      <w:r>
+        <w:t>b)</w:t>
+        <w:tab/>
         <w:t>En paralelo</w:t>
       </w:r>
     </w:p>
@@ -1029,7 +1039,7 @@
         <w:pStyle w:val="Choice"/>
       </w:pPr>
       <w:r>
-        <w:t>b)</w:t>
+        <w:t>c)</w:t>
         <w:tab/>
         <w:t>Tiene un cortocircuito en la pila</w:t>
       </w:r>
@@ -1039,19 +1049,9 @@
         <w:pStyle w:val="Choice"/>
       </w:pPr>
       <w:r>
-        <w:t>c)</w:t>
+        <w:t>d)</w:t>
         <w:tab/>
         <w:t>Tiene un cortocircuito en una bombilla</w:t>
-      </w:r>
-    </w:p>
-    <w:p>
-      <w:pPr>
-        <w:pStyle w:val="Choice"/>
-      </w:pPr>
-      <w:r>
-        <w:t>d)</w:t>
-        <w:tab/>
-        <w:t>En serie</w:t>
       </w:r>
     </w:p>
     <w:p>
@@ -1108,7 +1108,7 @@
       <w:r>
         <w:t>a)</w:t>
         <w:tab/>
-        <w:t>Tiene un cortocircuito en la pila</w:t>
+        <w:t>Tiene un cortocircuito en una bombilla</w:t>
       </w:r>
     </w:p>
     <w:p>
@@ -1118,7 +1118,7 @@
       <w:r>
         <w:t>b)</w:t>
         <w:tab/>
-        <w:t>Tiene un cortocircuito en una bombilla</w:t>
+        <w:t>En paralelo</w:t>
       </w:r>
     </w:p>
     <w:p>
@@ -1138,7 +1138,7 @@
       <w:r>
         <w:t>d)</w:t>
         <w:tab/>
-        <w:t>En paralelo</w:t>
+        <w:t>Tiene un cortocircuito en la pila</w:t>
       </w:r>
     </w:p>
     <w:p>
@@ -1195,7 +1195,7 @@
       <w:r>
         <w:t>a)</w:t>
         <w:tab/>
-        <w:t>Tiene un cortocircuito en una bombilla</w:t>
+        <w:t>Tiene un cortocircuito en la pila</w:t>
       </w:r>
     </w:p>
     <w:p>
@@ -1225,7 +1225,7 @@
       <w:r>
         <w:t>d)</w:t>
         <w:tab/>
-        <w:t>Tiene un cortocircuito en la pila</w:t>
+        <w:t>Tiene un cortocircuito en una bombilla</w:t>
       </w:r>
     </w:p>
     <w:p>
@@ -1282,6 +1282,16 @@
       <w:r>
         <w:t>a)</w:t>
         <w:tab/>
+        <w:t>En paralelo</w:t>
+      </w:r>
+    </w:p>
+    <w:p>
+      <w:pPr>
+        <w:pStyle w:val="Choice"/>
+      </w:pPr>
+      <w:r>
+        <w:t>b)</w:t>
+        <w:tab/>
         <w:t>En serie</w:t>
       </w:r>
     </w:p>
@@ -1290,7 +1300,7 @@
         <w:pStyle w:val="Choice"/>
       </w:pPr>
       <w:r>
-        <w:t>b)</w:t>
+        <w:t>c)</w:t>
         <w:tab/>
         <w:t>Tiene un cortocircuito en una bombilla</w:t>
       </w:r>
@@ -1300,19 +1310,9 @@
         <w:pStyle w:val="Choice"/>
       </w:pPr>
       <w:r>
-        <w:t>c)</w:t>
+        <w:t>d)</w:t>
         <w:tab/>
         <w:t>Tiene un cortocircuito en la pila</w:t>
-      </w:r>
-    </w:p>
-    <w:p>
-      <w:pPr>
-        <w:pStyle w:val="Choice"/>
-      </w:pPr>
-      <w:r>
-        <w:t>d)</w:t>
-        <w:tab/>
-        <w:t>En paralelo</w:t>
       </w:r>
     </w:p>
     <w:p>
@@ -1369,7 +1369,7 @@
       <w:r>
         <w:t>a)</w:t>
         <w:tab/>
-        <w:t>En paralelo</w:t>
+        <w:t>En serie</w:t>
       </w:r>
     </w:p>
     <w:p>
@@ -1379,7 +1379,7 @@
       <w:r>
         <w:t>b)</w:t>
         <w:tab/>
-        <w:t>Tiene un cortocircuito en la pila</w:t>
+        <w:t>En paralelo</w:t>
       </w:r>
     </w:p>
     <w:p>
@@ -1399,7 +1399,7 @@
       <w:r>
         <w:t>d)</w:t>
         <w:tab/>
-        <w:t>En serie</w:t>
+        <w:t>Tiene un cortocircuito en la pila</w:t>
       </w:r>
     </w:p>
     <w:p>
@@ -1476,7 +1476,7 @@
       <w:r>
         <w:t>c)</w:t>
         <w:tab/>
-        <w:t>En serie</w:t>
+        <w:t>Tiene un cortocircuito en la pila</w:t>
       </w:r>
     </w:p>
     <w:p>
@@ -1486,7 +1486,7 @@
       <w:r>
         <w:t>d)</w:t>
         <w:tab/>
-        <w:t>Tiene un cortocircuito en la pila</w:t>
+        <w:t>En serie</w:t>
       </w:r>
     </w:p>
     <w:p>
@@ -1543,7 +1543,7 @@
       <w:r>
         <w:t>a)</w:t>
         <w:tab/>
-        <w:t>En serie</w:t>
+        <w:t>Tiene un cortocircuito en la pila</w:t>
       </w:r>
     </w:p>
     <w:p>
@@ -1553,7 +1553,7 @@
       <w:r>
         <w:t>b)</w:t>
         <w:tab/>
-        <w:t>Tiene un cortocircuito en la pila</w:t>
+        <w:t>Tiene un cortocircuito en una bombilla</w:t>
       </w:r>
     </w:p>
     <w:p>
@@ -1573,7 +1573,7 @@
       <w:r>
         <w:t>d)</w:t>
         <w:tab/>
-        <w:t>Tiene un cortocircuito en una bombilla</w:t>
+        <w:t>En serie</w:t>
       </w:r>
     </w:p>
     <w:p>
@@ -1630,6 +1630,16 @@
       <w:r>
         <w:t>a)</w:t>
         <w:tab/>
+        <w:t>En paralelo</w:t>
+      </w:r>
+    </w:p>
+    <w:p>
+      <w:pPr>
+        <w:pStyle w:val="Choice"/>
+      </w:pPr>
+      <w:r>
+        <w:t>b)</w:t>
+        <w:tab/>
         <w:t>Tiene un cortocircuito en la pila</w:t>
       </w:r>
     </w:p>
@@ -1638,9 +1648,9 @@
         <w:pStyle w:val="Choice"/>
       </w:pPr>
       <w:r>
-        <w:t>b)</w:t>
+        <w:t>c)</w:t>
         <w:tab/>
-        <w:t>En serie</w:t>
+        <w:t>Tiene un cortocircuito en una bombilla</w:t>
       </w:r>
     </w:p>
     <w:p>
@@ -1648,19 +1658,9 @@
         <w:pStyle w:val="Choice"/>
       </w:pPr>
       <w:r>
-        <w:t>c)</w:t>
-        <w:tab/>
-        <w:t>En paralelo</w:t>
-      </w:r>
-    </w:p>
-    <w:p>
-      <w:pPr>
-        <w:pStyle w:val="Choice"/>
-      </w:pPr>
-      <w:r>
         <w:t>d)</w:t>
         <w:tab/>
-        <w:t>Tiene un cortocircuito en una bombilla</w:t>
+        <w:t>En serie</w:t>
       </w:r>
     </w:p>
     <w:p>
@@ -1737,7 +1737,7 @@
       <w:r>
         <w:t>c)</w:t>
         <w:tab/>
-        <w:t>Tiene un cortocircuito en la pila</w:t>
+        <w:t>En paralelo</w:t>
       </w:r>
     </w:p>
     <w:p>
@@ -1747,7 +1747,7 @@
       <w:r>
         <w:t>d)</w:t>
         <w:tab/>
-        <w:t>En paralelo</w:t>
+        <w:t>Tiene un cortocircuito en la pila</w:t>
       </w:r>
     </w:p>
     <w:p>
@@ -1804,6 +1804,16 @@
       <w:r>
         <w:t>a)</w:t>
         <w:tab/>
+        <w:t>En serie</w:t>
+      </w:r>
+    </w:p>
+    <w:p>
+      <w:pPr>
+        <w:pStyle w:val="Choice"/>
+      </w:pPr>
+      <w:r>
+        <w:t>b)</w:t>
+        <w:tab/>
         <w:t>En paralelo</w:t>
       </w:r>
     </w:p>
@@ -1812,9 +1822,9 @@
         <w:pStyle w:val="Choice"/>
       </w:pPr>
       <w:r>
-        <w:t>b)</w:t>
+        <w:t>c)</w:t>
         <w:tab/>
-        <w:t>Tiene un cortocircuito en una bombilla</w:t>
+        <w:t>Tiene un cortocircuito en la pila</w:t>
       </w:r>
     </w:p>
     <w:p>
@@ -1822,19 +1832,9 @@
         <w:pStyle w:val="Choice"/>
       </w:pPr>
       <w:r>
-        <w:t>c)</w:t>
-        <w:tab/>
-        <w:t>En serie</w:t>
-      </w:r>
-    </w:p>
-    <w:p>
-      <w:pPr>
-        <w:pStyle w:val="Choice"/>
-      </w:pPr>
-      <w:r>
         <w:t>d)</w:t>
         <w:tab/>
-        <w:t>Tiene un cortocircuito en la pila</w:t>
+        <w:t>Tiene un cortocircuito en una bombilla</w:t>
       </w:r>
     </w:p>
     <w:p>
@@ -1891,7 +1891,7 @@
       <w:r>
         <w:t>a)</w:t>
         <w:tab/>
-        <w:t>Tiene un cortocircuito en la pila</w:t>
+        <w:t>En serie</w:t>
       </w:r>
     </w:p>
     <w:p>
@@ -1921,7 +1921,7 @@
       <w:r>
         <w:t>d)</w:t>
         <w:tab/>
-        <w:t>En serie</w:t>
+        <w:t>Tiene un cortocircuito en la pila</w:t>
       </w:r>
     </w:p>
     <w:p>
@@ -1978,6 +1978,16 @@
       <w:r>
         <w:t>a)</w:t>
         <w:tab/>
+        <w:t>Tiene un cortocircuito en la pila</w:t>
+      </w:r>
+    </w:p>
+    <w:p>
+      <w:pPr>
+        <w:pStyle w:val="Choice"/>
+      </w:pPr>
+      <w:r>
+        <w:t>b)</w:t>
+        <w:tab/>
         <w:t>Tiene un cortocircuito en una bombilla</w:t>
       </w:r>
     </w:p>
@@ -1986,9 +1996,9 @@
         <w:pStyle w:val="Choice"/>
       </w:pPr>
       <w:r>
-        <w:t>b)</w:t>
+        <w:t>c)</w:t>
         <w:tab/>
-        <w:t>Tiene un cortocircuito en la pila</w:t>
+        <w:t>En serie</w:t>
       </w:r>
     </w:p>
     <w:p>
@@ -1996,19 +2006,9 @@
         <w:pStyle w:val="Choice"/>
       </w:pPr>
       <w:r>
-        <w:t>c)</w:t>
+        <w:t>d)</w:t>
         <w:tab/>
         <w:t>En paralelo</w:t>
-      </w:r>
-    </w:p>
-    <w:p>
-      <w:pPr>
-        <w:pStyle w:val="Choice"/>
-      </w:pPr>
-      <w:r>
-        <w:t>d)</w:t>
-        <w:tab/>
-        <w:t>En serie</w:t>
       </w:r>
     </w:p>
     <w:p>
@@ -2075,16 +2075,6 @@
       <w:r>
         <w:t>b)</w:t>
         <w:tab/>
-        <w:t>En serie</w:t>
-      </w:r>
-    </w:p>
-    <w:p>
-      <w:pPr>
-        <w:pStyle w:val="Choice"/>
-      </w:pPr>
-      <w:r>
-        <w:t>c)</w:t>
-        <w:tab/>
         <w:t>Tiene un cortocircuito en una bombilla</w:t>
       </w:r>
     </w:p>
@@ -2093,9 +2083,19 @@
         <w:pStyle w:val="Choice"/>
       </w:pPr>
       <w:r>
+        <w:t>c)</w:t>
+        <w:tab/>
+        <w:t>Tiene un cortocircuito en la pila</w:t>
+      </w:r>
+    </w:p>
+    <w:p>
+      <w:pPr>
+        <w:pStyle w:val="Choice"/>
+      </w:pPr>
+      <w:r>
         <w:t>d)</w:t>
         <w:tab/>
-        <w:t>Tiene un cortocircuito en la pila</w:t>
+        <w:t>En serie</w:t>
       </w:r>
     </w:p>
     <w:p>
@@ -2152,7 +2152,7 @@
       <w:r>
         <w:t>a)</w:t>
         <w:tab/>
-        <w:t>Tiene un cortocircuito en una bombilla</w:t>
+        <w:t>En serie</w:t>
       </w:r>
     </w:p>
     <w:p>
@@ -2161,16 +2161,6 @@
       </w:pPr>
       <w:r>
         <w:t>b)</w:t>
-        <w:tab/>
-        <w:t>En paralelo</w:t>
-      </w:r>
-    </w:p>
-    <w:p>
-      <w:pPr>
-        <w:pStyle w:val="Choice"/>
-      </w:pPr>
-      <w:r>
-        <w:t>c)</w:t>
         <w:tab/>
         <w:t>Tiene un cortocircuito en la pila</w:t>
       </w:r>
@@ -2180,9 +2170,19 @@
         <w:pStyle w:val="Choice"/>
       </w:pPr>
       <w:r>
+        <w:t>c)</w:t>
+        <w:tab/>
+        <w:t>Tiene un cortocircuito en una bombilla</w:t>
+      </w:r>
+    </w:p>
+    <w:p>
+      <w:pPr>
+        <w:pStyle w:val="Choice"/>
+      </w:pPr>
+      <w:r>
         <w:t>d)</w:t>
         <w:tab/>
-        <w:t>En serie</w:t>
+        <w:t>En paralelo</w:t>
       </w:r>
     </w:p>
     <w:p>
@@ -2239,7 +2239,7 @@
       <w:r>
         <w:t>a)</w:t>
         <w:tab/>
-        <w:t>Tiene un cortocircuito en una bombilla</w:t>
+        <w:t>Tiene un cortocircuito en la pila</w:t>
       </w:r>
     </w:p>
     <w:p>
@@ -2259,7 +2259,7 @@
       <w:r>
         <w:t>c)</w:t>
         <w:tab/>
-        <w:t>En serie</w:t>
+        <w:t>Tiene un cortocircuito en una bombilla</w:t>
       </w:r>
     </w:p>
     <w:p>
@@ -2269,7 +2269,7 @@
       <w:r>
         <w:t>d)</w:t>
         <w:tab/>
-        <w:t>Tiene un cortocircuito en la pila</w:t>
+        <w:t>En serie</w:t>
       </w:r>
     </w:p>
     <w:p>
@@ -2326,7 +2326,7 @@
       <w:r>
         <w:t>a)</w:t>
         <w:tab/>
-        <w:t>En serie</w:t>
+        <w:t>Tiene un cortocircuito en una bombilla</w:t>
       </w:r>
     </w:p>
     <w:p>
@@ -2336,7 +2336,7 @@
       <w:r>
         <w:t>b)</w:t>
         <w:tab/>
-        <w:t>Tiene un cortocircuito en una bombilla</w:t>
+        <w:t>En paralelo</w:t>
       </w:r>
     </w:p>
     <w:p>
@@ -2356,7 +2356,7 @@
       <w:r>
         <w:t>d)</w:t>
         <w:tab/>
-        <w:t>En paralelo</w:t>
+        <w:t>En serie</w:t>
       </w:r>
     </w:p>
     <w:p>
@@ -2413,6 +2413,16 @@
       <w:r>
         <w:t>a)</w:t>
         <w:tab/>
+        <w:t>Tiene un cortocircuito en la pila</w:t>
+      </w:r>
+    </w:p>
+    <w:p>
+      <w:pPr>
+        <w:pStyle w:val="Choice"/>
+      </w:pPr>
+      <w:r>
+        <w:t>b)</w:t>
+        <w:tab/>
         <w:t>Tiene un cortocircuito en una bombilla</w:t>
       </w:r>
     </w:p>
@@ -2421,7 +2431,7 @@
         <w:pStyle w:val="Choice"/>
       </w:pPr>
       <w:r>
-        <w:t>b)</w:t>
+        <w:t>c)</w:t>
         <w:tab/>
         <w:t>En paralelo</w:t>
       </w:r>
@@ -2431,19 +2441,9 @@
         <w:pStyle w:val="Choice"/>
       </w:pPr>
       <w:r>
-        <w:t>c)</w:t>
+        <w:t>d)</w:t>
         <w:tab/>
         <w:t>En serie</w:t>
-      </w:r>
-    </w:p>
-    <w:p>
-      <w:pPr>
-        <w:pStyle w:val="Choice"/>
-      </w:pPr>
-      <w:r>
-        <w:t>d)</w:t>
-        <w:tab/>
-        <w:t>Tiene un cortocircuito en la pila</w:t>
       </w:r>
     </w:p>
     <w:p>
@@ -2500,7 +2500,7 @@
       <w:r>
         <w:t>a)</w:t>
         <w:tab/>
-        <w:t>En paralelo</w:t>
+        <w:t>En serie</w:t>
       </w:r>
     </w:p>
     <w:p>
@@ -2510,7 +2510,7 @@
       <w:r>
         <w:t>b)</w:t>
         <w:tab/>
-        <w:t>Tiene un cortocircuito en la pila</w:t>
+        <w:t>En paralelo</w:t>
       </w:r>
     </w:p>
     <w:p>
@@ -2530,7 +2530,7 @@
       <w:r>
         <w:t>d)</w:t>
         <w:tab/>
-        <w:t>En serie</w:t>
+        <w:t>Tiene un cortocircuito en la pila</w:t>
       </w:r>
     </w:p>
     <w:p>
@@ -2587,7 +2587,7 @@
       <w:r>
         <w:t>a)</w:t>
         <w:tab/>
-        <w:t>En serie</w:t>
+        <w:t>En paralelo</w:t>
       </w:r>
     </w:p>
     <w:p>
@@ -2596,16 +2596,6 @@
       </w:pPr>
       <w:r>
         <w:t>b)</w:t>
-        <w:tab/>
-        <w:t>Tiene un cortocircuito en una bombilla</w:t>
-      </w:r>
-    </w:p>
-    <w:p>
-      <w:pPr>
-        <w:pStyle w:val="Choice"/>
-      </w:pPr>
-      <w:r>
-        <w:t>c)</w:t>
         <w:tab/>
         <w:t>Tiene un cortocircuito en la pila</w:t>
       </w:r>
@@ -2615,9 +2605,19 @@
         <w:pStyle w:val="Choice"/>
       </w:pPr>
       <w:r>
+        <w:t>c)</w:t>
+        <w:tab/>
+        <w:t>En serie</w:t>
+      </w:r>
+    </w:p>
+    <w:p>
+      <w:pPr>
+        <w:pStyle w:val="Choice"/>
+      </w:pPr>
+      <w:r>
         <w:t>d)</w:t>
         <w:tab/>
-        <w:t>En paralelo</w:t>
+        <w:t>Tiene un cortocircuito en una bombilla</w:t>
       </w:r>
     </w:p>
     <w:p>
@@ -2674,6 +2674,26 @@
       <w:r>
         <w:t>a)</w:t>
         <w:tab/>
+        <w:t>En serie</w:t>
+      </w:r>
+    </w:p>
+    <w:p>
+      <w:pPr>
+        <w:pStyle w:val="Choice"/>
+      </w:pPr>
+      <w:r>
+        <w:t>b)</w:t>
+        <w:tab/>
+        <w:t>Tiene un cortocircuito en una bombilla</w:t>
+      </w:r>
+    </w:p>
+    <w:p>
+      <w:pPr>
+        <w:pStyle w:val="Choice"/>
+      </w:pPr>
+      <w:r>
+        <w:t>c)</w:t>
+        <w:tab/>
         <w:t>En paralelo</w:t>
       </w:r>
     </w:p>
@@ -2682,29 +2702,9 @@
         <w:pStyle w:val="Choice"/>
       </w:pPr>
       <w:r>
-        <w:t>b)</w:t>
-        <w:tab/>
-        <w:t>En serie</w:t>
-      </w:r>
-    </w:p>
-    <w:p>
-      <w:pPr>
-        <w:pStyle w:val="Choice"/>
-      </w:pPr>
-      <w:r>
-        <w:t>c)</w:t>
+        <w:t>d)</w:t>
         <w:tab/>
         <w:t>Tiene un cortocircuito en la pila</w:t>
-      </w:r>
-    </w:p>
-    <w:p>
-      <w:pPr>
-        <w:pStyle w:val="Choice"/>
-      </w:pPr>
-      <w:r>
-        <w:t>d)</w:t>
-        <w:tab/>
-        <w:t>Tiene un cortocircuito en una bombilla</w:t>
       </w:r>
     </w:p>
     <w:p>
@@ -2761,6 +2761,16 @@
       <w:r>
         <w:t>a)</w:t>
         <w:tab/>
+        <w:t>En serie</w:t>
+      </w:r>
+    </w:p>
+    <w:p>
+      <w:pPr>
+        <w:pStyle w:val="Choice"/>
+      </w:pPr>
+      <w:r>
+        <w:t>b)</w:t>
+        <w:tab/>
         <w:t>Tiene un cortocircuito en la pila</w:t>
       </w:r>
     </w:p>
@@ -2769,7 +2779,7 @@
         <w:pStyle w:val="Choice"/>
       </w:pPr>
       <w:r>
-        <w:t>b)</w:t>
+        <w:t>c)</w:t>
         <w:tab/>
         <w:t>Tiene un cortocircuito en una bombilla</w:t>
       </w:r>
@@ -2779,19 +2789,9 @@
         <w:pStyle w:val="Choice"/>
       </w:pPr>
       <w:r>
-        <w:t>c)</w:t>
+        <w:t>d)</w:t>
         <w:tab/>
         <w:t>En paralelo</w:t>
-      </w:r>
-    </w:p>
-    <w:p>
-      <w:pPr>
-        <w:pStyle w:val="Choice"/>
-      </w:pPr>
-      <w:r>
-        <w:t>d)</w:t>
-        <w:tab/>
-        <w:t>En serie</w:t>
       </w:r>
     </w:p>
     <w:p>
@@ -2848,6 +2848,16 @@
       <w:r>
         <w:t>a)</w:t>
         <w:tab/>
+        <w:t>En paralelo</w:t>
+      </w:r>
+    </w:p>
+    <w:p>
+      <w:pPr>
+        <w:pStyle w:val="Choice"/>
+      </w:pPr>
+      <w:r>
+        <w:t>b)</w:t>
+        <w:tab/>
         <w:t>Tiene un cortocircuito en la pila</w:t>
       </w:r>
     </w:p>
@@ -2856,19 +2866,9 @@
         <w:pStyle w:val="Choice"/>
       </w:pPr>
       <w:r>
-        <w:t>b)</w:t>
+        <w:t>c)</w:t>
         <w:tab/>
         <w:t>En serie</w:t>
-      </w:r>
-    </w:p>
-    <w:p>
-      <w:pPr>
-        <w:pStyle w:val="Choice"/>
-      </w:pPr>
-      <w:r>
-        <w:t>c)</w:t>
-        <w:tab/>
-        <w:t>En paralelo</w:t>
       </w:r>
     </w:p>
     <w:p>
@@ -2945,7 +2945,7 @@
       <w:r>
         <w:t>b)</w:t>
         <w:tab/>
-        <w:t>En serie</w:t>
+        <w:t>En paralelo</w:t>
       </w:r>
     </w:p>
     <w:p>
@@ -2965,7 +2965,7 @@
       <w:r>
         <w:t>d)</w:t>
         <w:tab/>
-        <w:t>En paralelo</w:t>
+        <w:t>En serie</w:t>
       </w:r>
     </w:p>
     <w:p>
@@ -3022,7 +3022,7 @@
       <w:r>
         <w:t>a)</w:t>
         <w:tab/>
-        <w:t>En paralelo</w:t>
+        <w:t>En serie</w:t>
       </w:r>
     </w:p>
     <w:p>
@@ -3042,7 +3042,7 @@
       <w:r>
         <w:t>c)</w:t>
         <w:tab/>
-        <w:t>Tiene un cortocircuito en una bombilla</w:t>
+        <w:t>En paralelo</w:t>
       </w:r>
     </w:p>
     <w:p>
@@ -3052,7 +3052,7 @@
       <w:r>
         <w:t>d)</w:t>
         <w:tab/>
-        <w:t>En serie</w:t>
+        <w:t>Tiene un cortocircuito en una bombilla</w:t>
       </w:r>
     </w:p>
     <w:p>
@@ -3119,16 +3119,6 @@
       <w:r>
         <w:t>b)</w:t>
         <w:tab/>
-        <w:t>En serie</w:t>
-      </w:r>
-    </w:p>
-    <w:p>
-      <w:pPr>
-        <w:pStyle w:val="Choice"/>
-      </w:pPr>
-      <w:r>
-        <w:t>c)</w:t>
-        <w:tab/>
         <w:t>Tiene un cortocircuito en la pila</w:t>
       </w:r>
     </w:p>
@@ -3137,9 +3127,19 @@
         <w:pStyle w:val="Choice"/>
       </w:pPr>
       <w:r>
+        <w:t>c)</w:t>
+        <w:tab/>
+        <w:t>Tiene un cortocircuito en una bombilla</w:t>
+      </w:r>
+    </w:p>
+    <w:p>
+      <w:pPr>
+        <w:pStyle w:val="Choice"/>
+      </w:pPr>
+      <w:r>
         <w:t>d)</w:t>
         <w:tab/>
-        <w:t>Tiene un cortocircuito en una bombilla</w:t>
+        <w:t>En serie</w:t>
       </w:r>
     </w:p>
     <w:p>
@@ -3196,7 +3196,7 @@
       <w:r>
         <w:t>a)</w:t>
         <w:tab/>
-        <w:t>En paralelo</w:t>
+        <w:t>Tiene un cortocircuito en una bombilla</w:t>
       </w:r>
     </w:p>
     <w:p>
@@ -3216,7 +3216,7 @@
       <w:r>
         <w:t>c)</w:t>
         <w:tab/>
-        <w:t>En serie</w:t>
+        <w:t>En paralelo</w:t>
       </w:r>
     </w:p>
     <w:p>
@@ -3226,7 +3226,7 @@
       <w:r>
         <w:t>d)</w:t>
         <w:tab/>
-        <w:t>Tiene un cortocircuito en una bombilla</w:t>
+        <w:t>En serie</w:t>
       </w:r>
     </w:p>
     <w:p>
@@ -3283,6 +3283,16 @@
       <w:r>
         <w:t>a)</w:t>
         <w:tab/>
+        <w:t>En paralelo</w:t>
+      </w:r>
+    </w:p>
+    <w:p>
+      <w:pPr>
+        <w:pStyle w:val="Choice"/>
+      </w:pPr>
+      <w:r>
+        <w:t>b)</w:t>
+        <w:tab/>
         <w:t>Tiene un cortocircuito en la pila</w:t>
       </w:r>
     </w:p>
@@ -3291,19 +3301,9 @@
         <w:pStyle w:val="Choice"/>
       </w:pPr>
       <w:r>
-        <w:t>b)</w:t>
+        <w:t>c)</w:t>
         <w:tab/>
         <w:t>En serie</w:t>
-      </w:r>
-    </w:p>
-    <w:p>
-      <w:pPr>
-        <w:pStyle w:val="Choice"/>
-      </w:pPr>
-      <w:r>
-        <w:t>c)</w:t>
-        <w:tab/>
-        <w:t>En paralelo</w:t>
       </w:r>
     </w:p>
     <w:p>
@@ -3370,7 +3370,7 @@
       <w:r>
         <w:t>a)</w:t>
         <w:tab/>
-        <w:t>En serie</w:t>
+        <w:t>Tiene un cortocircuito en la pila</w:t>
       </w:r>
     </w:p>
     <w:p>
@@ -3380,7 +3380,7 @@
       <w:r>
         <w:t>b)</w:t>
         <w:tab/>
-        <w:t>Tiene un cortocircuito en una bombilla</w:t>
+        <w:t>En serie</w:t>
       </w:r>
     </w:p>
     <w:p>
@@ -3400,7 +3400,7 @@
       <w:r>
         <w:t>d)</w:t>
         <w:tab/>
-        <w:t>Tiene un cortocircuito en la pila</w:t>
+        <w:t>Tiene un cortocircuito en una bombilla</w:t>
       </w:r>
     </w:p>
     <w:p>
@@ -3457,7 +3457,7 @@
       <w:r>
         <w:t>a)</w:t>
         <w:tab/>
-        <w:t>En paralelo</w:t>
+        <w:t>En serie</w:t>
       </w:r>
     </w:p>
     <w:p>
@@ -3477,7 +3477,7 @@
       <w:r>
         <w:t>c)</w:t>
         <w:tab/>
-        <w:t>En serie</w:t>
+        <w:t>En paralelo</w:t>
       </w:r>
     </w:p>
     <w:p>

--- a/build/es_electric_series_parallel_identify.docx
+++ b/build/es_electric_series_parallel_identify.docx
@@ -25,7 +25,7 @@
       <w:r>
         <w:drawing>
           <wp:inline xmlns:a="http://schemas.openxmlformats.org/drawingml/2006/main" xmlns:pic="http://schemas.openxmlformats.org/drawingml/2006/picture">
-            <wp:extent cx="1952542" cy="1900227"/>
+            <wp:extent cx="1464406" cy="1425170"/>
             <wp:docPr id="1" name="Picture 1"/>
             <wp:cNvGraphicFramePr>
               <a:graphicFrameLocks noChangeAspect="1"/>
@@ -46,7 +46,7 @@
                   <pic:spPr>
                     <a:xfrm>
                       <a:off x="0" y="0"/>
-                      <a:ext cx="1952542" cy="1900227"/>
+                      <a:ext cx="1464406" cy="1425170"/>
                     </a:xfrm>
                     <a:prstGeom prst="rect"/>
                   </pic:spPr>
@@ -64,7 +64,7 @@
       <w:r>
         <w:t>a)</w:t>
         <w:tab/>
-        <w:t>En serie</w:t>
+        <w:t>En paralelo</w:t>
       </w:r>
     </w:p>
     <w:p>
@@ -73,6 +73,16 @@
       </w:pPr>
       <w:r>
         <w:t>b)</w:t>
+        <w:tab/>
+        <w:t>Tiene un cortocircuito en la pila</w:t>
+      </w:r>
+    </w:p>
+    <w:p>
+      <w:pPr>
+        <w:pStyle w:val="Choice"/>
+      </w:pPr>
+      <w:r>
+        <w:t>c)</w:t>
         <w:tab/>
         <w:t>Tiene un cortocircuito en una bombilla</w:t>
       </w:r>
@@ -82,19 +92,9 @@
         <w:pStyle w:val="Choice"/>
       </w:pPr>
       <w:r>
-        <w:t>c)</w:t>
-        <w:tab/>
-        <w:t>En paralelo</w:t>
-      </w:r>
-    </w:p>
-    <w:p>
-      <w:pPr>
-        <w:pStyle w:val="Choice"/>
-      </w:pPr>
-      <w:r>
         <w:t>d)</w:t>
         <w:tab/>
-        <w:t>Tiene un cortocircuito en la pila</w:t>
+        <w:t>En serie</w:t>
       </w:r>
     </w:p>
     <w:p>
@@ -112,7 +112,7 @@
       <w:r>
         <w:drawing>
           <wp:inline xmlns:a="http://schemas.openxmlformats.org/drawingml/2006/main" xmlns:pic="http://schemas.openxmlformats.org/drawingml/2006/picture">
-            <wp:extent cx="1952542" cy="1900227"/>
+            <wp:extent cx="1464406" cy="1425170"/>
             <wp:docPr id="2" name="Picture 2"/>
             <wp:cNvGraphicFramePr>
               <a:graphicFrameLocks noChangeAspect="1"/>
@@ -133,7 +133,7 @@
                   <pic:spPr>
                     <a:xfrm>
                       <a:off x="0" y="0"/>
-                      <a:ext cx="1952542" cy="1900227"/>
+                      <a:ext cx="1464406" cy="1425170"/>
                     </a:xfrm>
                     <a:prstGeom prst="rect"/>
                   </pic:spPr>
@@ -151,7 +151,7 @@
       <w:r>
         <w:t>a)</w:t>
         <w:tab/>
-        <w:t>Tiene un cortocircuito en la pila</w:t>
+        <w:t>En serie</w:t>
       </w:r>
     </w:p>
     <w:p>
@@ -161,7 +161,7 @@
       <w:r>
         <w:t>b)</w:t>
         <w:tab/>
-        <w:t>En serie</w:t>
+        <w:t>En paralelo</w:t>
       </w:r>
     </w:p>
     <w:p>
@@ -181,7 +181,7 @@
       <w:r>
         <w:t>d)</w:t>
         <w:tab/>
-        <w:t>En paralelo</w:t>
+        <w:t>Tiene un cortocircuito en la pila</w:t>
       </w:r>
     </w:p>
     <w:p>
@@ -199,7 +199,7 @@
       <w:r>
         <w:drawing>
           <wp:inline xmlns:a="http://schemas.openxmlformats.org/drawingml/2006/main" xmlns:pic="http://schemas.openxmlformats.org/drawingml/2006/picture">
-            <wp:extent cx="1952542" cy="1900227"/>
+            <wp:extent cx="1464406" cy="1425170"/>
             <wp:docPr id="3" name="Picture 3"/>
             <wp:cNvGraphicFramePr>
               <a:graphicFrameLocks noChangeAspect="1"/>
@@ -220,7 +220,7 @@
                   <pic:spPr>
                     <a:xfrm>
                       <a:off x="0" y="0"/>
-                      <a:ext cx="1952542" cy="1900227"/>
+                      <a:ext cx="1464406" cy="1425170"/>
                     </a:xfrm>
                     <a:prstGeom prst="rect"/>
                   </pic:spPr>
@@ -238,7 +238,7 @@
       <w:r>
         <w:t>a)</w:t>
         <w:tab/>
-        <w:t>En paralelo</w:t>
+        <w:t>Tiene un cortocircuito en una bombilla</w:t>
       </w:r>
     </w:p>
     <w:p>
@@ -258,7 +258,7 @@
       <w:r>
         <w:t>c)</w:t>
         <w:tab/>
-        <w:t>Tiene un cortocircuito en la pila</w:t>
+        <w:t>En paralelo</w:t>
       </w:r>
     </w:p>
     <w:p>
@@ -268,7 +268,7 @@
       <w:r>
         <w:t>d)</w:t>
         <w:tab/>
-        <w:t>Tiene un cortocircuito en una bombilla</w:t>
+        <w:t>Tiene un cortocircuito en la pila</w:t>
       </w:r>
     </w:p>
     <w:p>
@@ -286,7 +286,7 @@
       <w:r>
         <w:drawing>
           <wp:inline xmlns:a="http://schemas.openxmlformats.org/drawingml/2006/main" xmlns:pic="http://schemas.openxmlformats.org/drawingml/2006/picture">
-            <wp:extent cx="1952542" cy="1830610"/>
+            <wp:extent cx="1464406" cy="1372957"/>
             <wp:docPr id="4" name="Picture 4"/>
             <wp:cNvGraphicFramePr>
               <a:graphicFrameLocks noChangeAspect="1"/>
@@ -307,7 +307,7 @@
                   <pic:spPr>
                     <a:xfrm>
                       <a:off x="0" y="0"/>
-                      <a:ext cx="1952542" cy="1830610"/>
+                      <a:ext cx="1464406" cy="1372957"/>
                     </a:xfrm>
                     <a:prstGeom prst="rect"/>
                   </pic:spPr>
@@ -325,7 +325,7 @@
       <w:r>
         <w:t>a)</w:t>
         <w:tab/>
-        <w:t>En paralelo</w:t>
+        <w:t>Tiene un cortocircuito en la pila</w:t>
       </w:r>
     </w:p>
     <w:p>
@@ -345,7 +345,7 @@
       <w:r>
         <w:t>c)</w:t>
         <w:tab/>
-        <w:t>Tiene un cortocircuito en la pila</w:t>
+        <w:t>En paralelo</w:t>
       </w:r>
     </w:p>
     <w:p>
@@ -373,7 +373,7 @@
       <w:r>
         <w:drawing>
           <wp:inline xmlns:a="http://schemas.openxmlformats.org/drawingml/2006/main" xmlns:pic="http://schemas.openxmlformats.org/drawingml/2006/picture">
-            <wp:extent cx="1952542" cy="1900227"/>
+            <wp:extent cx="1464406" cy="1425170"/>
             <wp:docPr id="5" name="Picture 5"/>
             <wp:cNvGraphicFramePr>
               <a:graphicFrameLocks noChangeAspect="1"/>
@@ -394,7 +394,7 @@
                   <pic:spPr>
                     <a:xfrm>
                       <a:off x="0" y="0"/>
-                      <a:ext cx="1952542" cy="1900227"/>
+                      <a:ext cx="1464406" cy="1425170"/>
                     </a:xfrm>
                     <a:prstGeom prst="rect"/>
                   </pic:spPr>
@@ -422,7 +422,7 @@
       <w:r>
         <w:t>b)</w:t>
         <w:tab/>
-        <w:t>En paralelo</w:t>
+        <w:t>Tiene un cortocircuito en una bombilla</w:t>
       </w:r>
     </w:p>
     <w:p>
@@ -442,7 +442,7 @@
       <w:r>
         <w:t>d)</w:t>
         <w:tab/>
-        <w:t>Tiene un cortocircuito en una bombilla</w:t>
+        <w:t>En paralelo</w:t>
       </w:r>
     </w:p>
     <w:p>
@@ -460,7 +460,7 @@
       <w:r>
         <w:drawing>
           <wp:inline xmlns:a="http://schemas.openxmlformats.org/drawingml/2006/main" xmlns:pic="http://schemas.openxmlformats.org/drawingml/2006/picture">
-            <wp:extent cx="1952542" cy="1900227"/>
+            <wp:extent cx="1464406" cy="1425170"/>
             <wp:docPr id="6" name="Picture 6"/>
             <wp:cNvGraphicFramePr>
               <a:graphicFrameLocks noChangeAspect="1"/>
@@ -481,7 +481,7 @@
                   <pic:spPr>
                     <a:xfrm>
                       <a:off x="0" y="0"/>
-                      <a:ext cx="1952542" cy="1900227"/>
+                      <a:ext cx="1464406" cy="1425170"/>
                     </a:xfrm>
                     <a:prstGeom prst="rect"/>
                   </pic:spPr>
@@ -509,7 +509,7 @@
       <w:r>
         <w:t>b)</w:t>
         <w:tab/>
-        <w:t>En paralelo</w:t>
+        <w:t>Tiene un cortocircuito en una bombilla</w:t>
       </w:r>
     </w:p>
     <w:p>
@@ -529,7 +529,7 @@
       <w:r>
         <w:t>d)</w:t>
         <w:tab/>
-        <w:t>Tiene un cortocircuito en una bombilla</w:t>
+        <w:t>En paralelo</w:t>
       </w:r>
     </w:p>
     <w:p>
@@ -547,7 +547,7 @@
       <w:r>
         <w:drawing>
           <wp:inline xmlns:a="http://schemas.openxmlformats.org/drawingml/2006/main" xmlns:pic="http://schemas.openxmlformats.org/drawingml/2006/picture">
-            <wp:extent cx="1952542" cy="1900227"/>
+            <wp:extent cx="1464406" cy="1425170"/>
             <wp:docPr id="7" name="Picture 7"/>
             <wp:cNvGraphicFramePr>
               <a:graphicFrameLocks noChangeAspect="1"/>
@@ -568,7 +568,7 @@
                   <pic:spPr>
                     <a:xfrm>
                       <a:off x="0" y="0"/>
-                      <a:ext cx="1952542" cy="1900227"/>
+                      <a:ext cx="1464406" cy="1425170"/>
                     </a:xfrm>
                     <a:prstGeom prst="rect"/>
                   </pic:spPr>
@@ -596,7 +596,7 @@
       <w:r>
         <w:t>b)</w:t>
         <w:tab/>
-        <w:t>En paralelo</w:t>
+        <w:t>En serie</w:t>
       </w:r>
     </w:p>
     <w:p>
@@ -616,7 +616,7 @@
       <w:r>
         <w:t>d)</w:t>
         <w:tab/>
-        <w:t>En serie</w:t>
+        <w:t>En paralelo</w:t>
       </w:r>
     </w:p>
     <w:p>
@@ -634,7 +634,7 @@
       <w:r>
         <w:drawing>
           <wp:inline xmlns:a="http://schemas.openxmlformats.org/drawingml/2006/main" xmlns:pic="http://schemas.openxmlformats.org/drawingml/2006/picture">
-            <wp:extent cx="1952542" cy="1830610"/>
+            <wp:extent cx="1464406" cy="1372957"/>
             <wp:docPr id="8" name="Picture 8"/>
             <wp:cNvGraphicFramePr>
               <a:graphicFrameLocks noChangeAspect="1"/>
@@ -655,7 +655,7 @@
                   <pic:spPr>
                     <a:xfrm>
                       <a:off x="0" y="0"/>
-                      <a:ext cx="1952542" cy="1830610"/>
+                      <a:ext cx="1464406" cy="1372957"/>
                     </a:xfrm>
                     <a:prstGeom prst="rect"/>
                   </pic:spPr>
@@ -673,7 +673,7 @@
       <w:r>
         <w:t>a)</w:t>
         <w:tab/>
-        <w:t>En serie</w:t>
+        <w:t>En paralelo</w:t>
       </w:r>
     </w:p>
     <w:p>
@@ -683,7 +683,7 @@
       <w:r>
         <w:t>b)</w:t>
         <w:tab/>
-        <w:t>Tiene un cortocircuito en la pila</w:t>
+        <w:t>En serie</w:t>
       </w:r>
     </w:p>
     <w:p>
@@ -703,7 +703,7 @@
       <w:r>
         <w:t>d)</w:t>
         <w:tab/>
-        <w:t>En paralelo</w:t>
+        <w:t>Tiene un cortocircuito en la pila</w:t>
       </w:r>
     </w:p>
     <w:p>
@@ -721,7 +721,7 @@
       <w:r>
         <w:drawing>
           <wp:inline xmlns:a="http://schemas.openxmlformats.org/drawingml/2006/main" xmlns:pic="http://schemas.openxmlformats.org/drawingml/2006/picture">
-            <wp:extent cx="1952542" cy="1900227"/>
+            <wp:extent cx="1464406" cy="1425170"/>
             <wp:docPr id="9" name="Picture 9"/>
             <wp:cNvGraphicFramePr>
               <a:graphicFrameLocks noChangeAspect="1"/>
@@ -742,7 +742,7 @@
                   <pic:spPr>
                     <a:xfrm>
                       <a:off x="0" y="0"/>
-                      <a:ext cx="1952542" cy="1900227"/>
+                      <a:ext cx="1464406" cy="1425170"/>
                     </a:xfrm>
                     <a:prstGeom prst="rect"/>
                   </pic:spPr>
@@ -760,6 +760,26 @@
       <w:r>
         <w:t>a)</w:t>
         <w:tab/>
+        <w:t>En serie</w:t>
+      </w:r>
+    </w:p>
+    <w:p>
+      <w:pPr>
+        <w:pStyle w:val="Choice"/>
+      </w:pPr>
+      <w:r>
+        <w:t>b)</w:t>
+        <w:tab/>
+        <w:t>Tiene un cortocircuito en una bombilla</w:t>
+      </w:r>
+    </w:p>
+    <w:p>
+      <w:pPr>
+        <w:pStyle w:val="Choice"/>
+      </w:pPr>
+      <w:r>
+        <w:t>c)</w:t>
+        <w:tab/>
         <w:t>Tiene un cortocircuito en la pila</w:t>
       </w:r>
     </w:p>
@@ -768,33 +788,13 @@
         <w:pStyle w:val="Choice"/>
       </w:pPr>
       <w:r>
-        <w:t>b)</w:t>
-        <w:tab/>
-        <w:t>En serie</w:t>
-      </w:r>
-    </w:p>
-    <w:p>
-      <w:pPr>
-        <w:pStyle w:val="Choice"/>
-      </w:pPr>
-      <w:r>
-        <w:t>c)</w:t>
+        <w:t>d)</w:t>
         <w:tab/>
         <w:t>En paralelo</w:t>
       </w:r>
     </w:p>
     <w:p>
       <w:pPr>
-        <w:pStyle w:val="Choice"/>
-      </w:pPr>
-      <w:r>
-        <w:t>d)</w:t>
-        <w:tab/>
-        <w:t>Tiene un cortocircuito en una bombilla</w:t>
-      </w:r>
-    </w:p>
-    <w:p>
-      <w:pPr>
         <w:pStyle w:val="ListNumber"/>
       </w:pPr>
       <w:r>
@@ -808,7 +808,7 @@
       <w:r>
         <w:drawing>
           <wp:inline xmlns:a="http://schemas.openxmlformats.org/drawingml/2006/main" xmlns:pic="http://schemas.openxmlformats.org/drawingml/2006/picture">
-            <wp:extent cx="1952542" cy="1900227"/>
+            <wp:extent cx="1464406" cy="1425170"/>
             <wp:docPr id="10" name="Picture 10"/>
             <wp:cNvGraphicFramePr>
               <a:graphicFrameLocks noChangeAspect="1"/>
@@ -829,7 +829,7 @@
                   <pic:spPr>
                     <a:xfrm>
                       <a:off x="0" y="0"/>
-                      <a:ext cx="1952542" cy="1900227"/>
+                      <a:ext cx="1464406" cy="1425170"/>
                     </a:xfrm>
                     <a:prstGeom prst="rect"/>
                   </pic:spPr>
@@ -847,16 +847,6 @@
       <w:r>
         <w:t>a)</w:t>
         <w:tab/>
-        <w:t>Tiene un cortocircuito en la pila</w:t>
-      </w:r>
-    </w:p>
-    <w:p>
-      <w:pPr>
-        <w:pStyle w:val="Choice"/>
-      </w:pPr>
-      <w:r>
-        <w:t>b)</w:t>
-        <w:tab/>
         <w:t>En paralelo</w:t>
       </w:r>
     </w:p>
@@ -865,9 +855,19 @@
         <w:pStyle w:val="Choice"/>
       </w:pPr>
       <w:r>
+        <w:t>b)</w:t>
+        <w:tab/>
+        <w:t>En serie</w:t>
+      </w:r>
+    </w:p>
+    <w:p>
+      <w:pPr>
+        <w:pStyle w:val="Choice"/>
+      </w:pPr>
+      <w:r>
         <w:t>c)</w:t>
         <w:tab/>
-        <w:t>En serie</w:t>
+        <w:t>Tiene un cortocircuito en la pila</w:t>
       </w:r>
     </w:p>
     <w:p>
@@ -895,7 +895,7 @@
       <w:r>
         <w:drawing>
           <wp:inline xmlns:a="http://schemas.openxmlformats.org/drawingml/2006/main" xmlns:pic="http://schemas.openxmlformats.org/drawingml/2006/picture">
-            <wp:extent cx="1952542" cy="1900227"/>
+            <wp:extent cx="1464406" cy="1425170"/>
             <wp:docPr id="11" name="Picture 11"/>
             <wp:cNvGraphicFramePr>
               <a:graphicFrameLocks noChangeAspect="1"/>
@@ -916,7 +916,7 @@
                   <pic:spPr>
                     <a:xfrm>
                       <a:off x="0" y="0"/>
-                      <a:ext cx="1952542" cy="1900227"/>
+                      <a:ext cx="1464406" cy="1425170"/>
                     </a:xfrm>
                     <a:prstGeom prst="rect"/>
                   </pic:spPr>
@@ -934,16 +934,6 @@
       <w:r>
         <w:t>a)</w:t>
         <w:tab/>
-        <w:t>Tiene un cortocircuito en una bombilla</w:t>
-      </w:r>
-    </w:p>
-    <w:p>
-      <w:pPr>
-        <w:pStyle w:val="Choice"/>
-      </w:pPr>
-      <w:r>
-        <w:t>b)</w:t>
-        <w:tab/>
         <w:t>En serie</w:t>
       </w:r>
     </w:p>
@@ -952,7 +942,7 @@
         <w:pStyle w:val="Choice"/>
       </w:pPr>
       <w:r>
-        <w:t>c)</w:t>
+        <w:t>b)</w:t>
         <w:tab/>
         <w:t>Tiene un cortocircuito en la pila</w:t>
       </w:r>
@@ -962,13 +952,23 @@
         <w:pStyle w:val="Choice"/>
       </w:pPr>
       <w:r>
-        <w:t>d)</w:t>
+        <w:t>c)</w:t>
         <w:tab/>
         <w:t>En paralelo</w:t>
       </w:r>
     </w:p>
     <w:p>
       <w:pPr>
+        <w:pStyle w:val="Choice"/>
+      </w:pPr>
+      <w:r>
+        <w:t>d)</w:t>
+        <w:tab/>
+        <w:t>Tiene un cortocircuito en una bombilla</w:t>
+      </w:r>
+    </w:p>
+    <w:p>
+      <w:pPr>
         <w:pStyle w:val="ListNumber"/>
       </w:pPr>
       <w:r>
@@ -982,7 +982,7 @@
       <w:r>
         <w:drawing>
           <wp:inline xmlns:a="http://schemas.openxmlformats.org/drawingml/2006/main" xmlns:pic="http://schemas.openxmlformats.org/drawingml/2006/picture">
-            <wp:extent cx="1952542" cy="1830610"/>
+            <wp:extent cx="1464406" cy="1372957"/>
             <wp:docPr id="12" name="Picture 12"/>
             <wp:cNvGraphicFramePr>
               <a:graphicFrameLocks noChangeAspect="1"/>
@@ -1003,7 +1003,7 @@
                   <pic:spPr>
                     <a:xfrm>
                       <a:off x="0" y="0"/>
-                      <a:ext cx="1952542" cy="1830610"/>
+                      <a:ext cx="1464406" cy="1372957"/>
                     </a:xfrm>
                     <a:prstGeom prst="rect"/>
                   </pic:spPr>
@@ -1021,16 +1021,6 @@
       <w:r>
         <w:t>a)</w:t>
         <w:tab/>
-        <w:t>En serie</w:t>
-      </w:r>
-    </w:p>
-    <w:p>
-      <w:pPr>
-        <w:pStyle w:val="Choice"/>
-      </w:pPr>
-      <w:r>
-        <w:t>b)</w:t>
-        <w:tab/>
         <w:t>En paralelo</w:t>
       </w:r>
     </w:p>
@@ -1039,7 +1029,7 @@
         <w:pStyle w:val="Choice"/>
       </w:pPr>
       <w:r>
-        <w:t>c)</w:t>
+        <w:t>b)</w:t>
         <w:tab/>
         <w:t>Tiene un cortocircuito en la pila</w:t>
       </w:r>
@@ -1049,13 +1039,23 @@
         <w:pStyle w:val="Choice"/>
       </w:pPr>
       <w:r>
-        <w:t>d)</w:t>
+        <w:t>c)</w:t>
         <w:tab/>
         <w:t>Tiene un cortocircuito en una bombilla</w:t>
       </w:r>
     </w:p>
     <w:p>
       <w:pPr>
+        <w:pStyle w:val="Choice"/>
+      </w:pPr>
+      <w:r>
+        <w:t>d)</w:t>
+        <w:tab/>
+        <w:t>En serie</w:t>
+      </w:r>
+    </w:p>
+    <w:p>
+      <w:pPr>
         <w:pStyle w:val="ListNumber"/>
       </w:pPr>
       <w:r>
@@ -1069,7 +1069,7 @@
       <w:r>
         <w:drawing>
           <wp:inline xmlns:a="http://schemas.openxmlformats.org/drawingml/2006/main" xmlns:pic="http://schemas.openxmlformats.org/drawingml/2006/picture">
-            <wp:extent cx="1952542" cy="1900227"/>
+            <wp:extent cx="1464406" cy="1425170"/>
             <wp:docPr id="13" name="Picture 13"/>
             <wp:cNvGraphicFramePr>
               <a:graphicFrameLocks noChangeAspect="1"/>
@@ -1090,7 +1090,7 @@
                   <pic:spPr>
                     <a:xfrm>
                       <a:off x="0" y="0"/>
-                      <a:ext cx="1952542" cy="1900227"/>
+                      <a:ext cx="1464406" cy="1425170"/>
                     </a:xfrm>
                     <a:prstGeom prst="rect"/>
                   </pic:spPr>
@@ -1108,7 +1108,7 @@
       <w:r>
         <w:t>a)</w:t>
         <w:tab/>
-        <w:t>Tiene un cortocircuito en una bombilla</w:t>
+        <w:t>Tiene un cortocircuito en la pila</w:t>
       </w:r>
     </w:p>
     <w:p>
@@ -1118,7 +1118,7 @@
       <w:r>
         <w:t>b)</w:t>
         <w:tab/>
-        <w:t>En paralelo</w:t>
+        <w:t>Tiene un cortocircuito en una bombilla</w:t>
       </w:r>
     </w:p>
     <w:p>
@@ -1138,7 +1138,7 @@
       <w:r>
         <w:t>d)</w:t>
         <w:tab/>
-        <w:t>Tiene un cortocircuito en la pila</w:t>
+        <w:t>En paralelo</w:t>
       </w:r>
     </w:p>
     <w:p>
@@ -1156,7 +1156,7 @@
       <w:r>
         <w:drawing>
           <wp:inline xmlns:a="http://schemas.openxmlformats.org/drawingml/2006/main" xmlns:pic="http://schemas.openxmlformats.org/drawingml/2006/picture">
-            <wp:extent cx="1952542" cy="1900227"/>
+            <wp:extent cx="1464406" cy="1425170"/>
             <wp:docPr id="14" name="Picture 14"/>
             <wp:cNvGraphicFramePr>
               <a:graphicFrameLocks noChangeAspect="1"/>
@@ -1177,7 +1177,7 @@
                   <pic:spPr>
                     <a:xfrm>
                       <a:off x="0" y="0"/>
-                      <a:ext cx="1952542" cy="1900227"/>
+                      <a:ext cx="1464406" cy="1425170"/>
                     </a:xfrm>
                     <a:prstGeom prst="rect"/>
                   </pic:spPr>
@@ -1195,7 +1195,7 @@
       <w:r>
         <w:t>a)</w:t>
         <w:tab/>
-        <w:t>Tiene un cortocircuito en la pila</w:t>
+        <w:t>Tiene un cortocircuito en una bombilla</w:t>
       </w:r>
     </w:p>
     <w:p>
@@ -1225,7 +1225,7 @@
       <w:r>
         <w:t>d)</w:t>
         <w:tab/>
-        <w:t>Tiene un cortocircuito en una bombilla</w:t>
+        <w:t>Tiene un cortocircuito en la pila</w:t>
       </w:r>
     </w:p>
     <w:p>
@@ -1243,7 +1243,7 @@
       <w:r>
         <w:drawing>
           <wp:inline xmlns:a="http://schemas.openxmlformats.org/drawingml/2006/main" xmlns:pic="http://schemas.openxmlformats.org/drawingml/2006/picture">
-            <wp:extent cx="1952542" cy="1900227"/>
+            <wp:extent cx="1464406" cy="1425170"/>
             <wp:docPr id="15" name="Picture 15"/>
             <wp:cNvGraphicFramePr>
               <a:graphicFrameLocks noChangeAspect="1"/>
@@ -1264,7 +1264,7 @@
                   <pic:spPr>
                     <a:xfrm>
                       <a:off x="0" y="0"/>
-                      <a:ext cx="1952542" cy="1900227"/>
+                      <a:ext cx="1464406" cy="1425170"/>
                     </a:xfrm>
                     <a:prstGeom prst="rect"/>
                   </pic:spPr>
@@ -1282,16 +1282,6 @@
       <w:r>
         <w:t>a)</w:t>
         <w:tab/>
-        <w:t>En paralelo</w:t>
-      </w:r>
-    </w:p>
-    <w:p>
-      <w:pPr>
-        <w:pStyle w:val="Choice"/>
-      </w:pPr>
-      <w:r>
-        <w:t>b)</w:t>
-        <w:tab/>
         <w:t>En serie</w:t>
       </w:r>
     </w:p>
@@ -1300,7 +1290,7 @@
         <w:pStyle w:val="Choice"/>
       </w:pPr>
       <w:r>
-        <w:t>c)</w:t>
+        <w:t>b)</w:t>
         <w:tab/>
         <w:t>Tiene un cortocircuito en una bombilla</w:t>
       </w:r>
@@ -1310,13 +1300,23 @@
         <w:pStyle w:val="Choice"/>
       </w:pPr>
       <w:r>
-        <w:t>d)</w:t>
+        <w:t>c)</w:t>
         <w:tab/>
         <w:t>Tiene un cortocircuito en la pila</w:t>
       </w:r>
     </w:p>
     <w:p>
       <w:pPr>
+        <w:pStyle w:val="Choice"/>
+      </w:pPr>
+      <w:r>
+        <w:t>d)</w:t>
+        <w:tab/>
+        <w:t>En paralelo</w:t>
+      </w:r>
+    </w:p>
+    <w:p>
+      <w:pPr>
         <w:pStyle w:val="ListNumber"/>
       </w:pPr>
       <w:r>
@@ -1330,7 +1330,7 @@
       <w:r>
         <w:drawing>
           <wp:inline xmlns:a="http://schemas.openxmlformats.org/drawingml/2006/main" xmlns:pic="http://schemas.openxmlformats.org/drawingml/2006/picture">
-            <wp:extent cx="1952542" cy="1830610"/>
+            <wp:extent cx="1464406" cy="1372957"/>
             <wp:docPr id="16" name="Picture 16"/>
             <wp:cNvGraphicFramePr>
               <a:graphicFrameLocks noChangeAspect="1"/>
@@ -1351,7 +1351,7 @@
                   <pic:spPr>
                     <a:xfrm>
                       <a:off x="0" y="0"/>
-                      <a:ext cx="1952542" cy="1830610"/>
+                      <a:ext cx="1464406" cy="1372957"/>
                     </a:xfrm>
                     <a:prstGeom prst="rect"/>
                   </pic:spPr>
@@ -1369,7 +1369,7 @@
       <w:r>
         <w:t>a)</w:t>
         <w:tab/>
-        <w:t>En serie</w:t>
+        <w:t>En paralelo</w:t>
       </w:r>
     </w:p>
     <w:p>
@@ -1379,7 +1379,7 @@
       <w:r>
         <w:t>b)</w:t>
         <w:tab/>
-        <w:t>En paralelo</w:t>
+        <w:t>Tiene un cortocircuito en la pila</w:t>
       </w:r>
     </w:p>
     <w:p>
@@ -1399,7 +1399,7 @@
       <w:r>
         <w:t>d)</w:t>
         <w:tab/>
-        <w:t>Tiene un cortocircuito en la pila</w:t>
+        <w:t>En serie</w:t>
       </w:r>
     </w:p>
     <w:p>
@@ -1417,7 +1417,7 @@
       <w:r>
         <w:drawing>
           <wp:inline xmlns:a="http://schemas.openxmlformats.org/drawingml/2006/main" xmlns:pic="http://schemas.openxmlformats.org/drawingml/2006/picture">
-            <wp:extent cx="1952542" cy="1900227"/>
+            <wp:extent cx="1464406" cy="1425170"/>
             <wp:docPr id="17" name="Picture 17"/>
             <wp:cNvGraphicFramePr>
               <a:graphicFrameLocks noChangeAspect="1"/>
@@ -1438,7 +1438,7 @@
                   <pic:spPr>
                     <a:xfrm>
                       <a:off x="0" y="0"/>
-                      <a:ext cx="1952542" cy="1900227"/>
+                      <a:ext cx="1464406" cy="1425170"/>
                     </a:xfrm>
                     <a:prstGeom prst="rect"/>
                   </pic:spPr>
@@ -1476,7 +1476,7 @@
       <w:r>
         <w:t>c)</w:t>
         <w:tab/>
-        <w:t>Tiene un cortocircuito en la pila</w:t>
+        <w:t>En serie</w:t>
       </w:r>
     </w:p>
     <w:p>
@@ -1486,7 +1486,7 @@
       <w:r>
         <w:t>d)</w:t>
         <w:tab/>
-        <w:t>En serie</w:t>
+        <w:t>Tiene un cortocircuito en la pila</w:t>
       </w:r>
     </w:p>
     <w:p>
@@ -1504,7 +1504,7 @@
       <w:r>
         <w:drawing>
           <wp:inline xmlns:a="http://schemas.openxmlformats.org/drawingml/2006/main" xmlns:pic="http://schemas.openxmlformats.org/drawingml/2006/picture">
-            <wp:extent cx="1952542" cy="1900227"/>
+            <wp:extent cx="1464406" cy="1425170"/>
             <wp:docPr id="18" name="Picture 18"/>
             <wp:cNvGraphicFramePr>
               <a:graphicFrameLocks noChangeAspect="1"/>
@@ -1525,7 +1525,7 @@
                   <pic:spPr>
                     <a:xfrm>
                       <a:off x="0" y="0"/>
-                      <a:ext cx="1952542" cy="1900227"/>
+                      <a:ext cx="1464406" cy="1425170"/>
                     </a:xfrm>
                     <a:prstGeom prst="rect"/>
                   </pic:spPr>
@@ -1543,7 +1543,7 @@
       <w:r>
         <w:t>a)</w:t>
         <w:tab/>
-        <w:t>Tiene un cortocircuito en la pila</w:t>
+        <w:t>En serie</w:t>
       </w:r>
     </w:p>
     <w:p>
@@ -1553,7 +1553,7 @@
       <w:r>
         <w:t>b)</w:t>
         <w:tab/>
-        <w:t>Tiene un cortocircuito en una bombilla</w:t>
+        <w:t>Tiene un cortocircuito en la pila</w:t>
       </w:r>
     </w:p>
     <w:p>
@@ -1573,7 +1573,7 @@
       <w:r>
         <w:t>d)</w:t>
         <w:tab/>
-        <w:t>En serie</w:t>
+        <w:t>Tiene un cortocircuito en una bombilla</w:t>
       </w:r>
     </w:p>
     <w:p>
@@ -1591,7 +1591,7 @@
       <w:r>
         <w:drawing>
           <wp:inline xmlns:a="http://schemas.openxmlformats.org/drawingml/2006/main" xmlns:pic="http://schemas.openxmlformats.org/drawingml/2006/picture">
-            <wp:extent cx="1952542" cy="1900227"/>
+            <wp:extent cx="1464406" cy="1425170"/>
             <wp:docPr id="19" name="Picture 19"/>
             <wp:cNvGraphicFramePr>
               <a:graphicFrameLocks noChangeAspect="1"/>
@@ -1612,7 +1612,7 @@
                   <pic:spPr>
                     <a:xfrm>
                       <a:off x="0" y="0"/>
-                      <a:ext cx="1952542" cy="1900227"/>
+                      <a:ext cx="1464406" cy="1425170"/>
                     </a:xfrm>
                     <a:prstGeom prst="rect"/>
                   </pic:spPr>
@@ -1630,6 +1630,26 @@
       <w:r>
         <w:t>a)</w:t>
         <w:tab/>
+        <w:t>Tiene un cortocircuito en la pila</w:t>
+      </w:r>
+    </w:p>
+    <w:p>
+      <w:pPr>
+        <w:pStyle w:val="Choice"/>
+      </w:pPr>
+      <w:r>
+        <w:t>b)</w:t>
+        <w:tab/>
+        <w:t>En serie</w:t>
+      </w:r>
+    </w:p>
+    <w:p>
+      <w:pPr>
+        <w:pStyle w:val="Choice"/>
+      </w:pPr>
+      <w:r>
+        <w:t>c)</w:t>
+        <w:tab/>
         <w:t>En paralelo</w:t>
       </w:r>
     </w:p>
@@ -1638,33 +1658,13 @@
         <w:pStyle w:val="Choice"/>
       </w:pPr>
       <w:r>
-        <w:t>b)</w:t>
-        <w:tab/>
-        <w:t>Tiene un cortocircuito en la pila</w:t>
-      </w:r>
-    </w:p>
-    <w:p>
-      <w:pPr>
-        <w:pStyle w:val="Choice"/>
-      </w:pPr>
-      <w:r>
-        <w:t>c)</w:t>
+        <w:t>d)</w:t>
         <w:tab/>
         <w:t>Tiene un cortocircuito en una bombilla</w:t>
       </w:r>
     </w:p>
     <w:p>
       <w:pPr>
-        <w:pStyle w:val="Choice"/>
-      </w:pPr>
-      <w:r>
-        <w:t>d)</w:t>
-        <w:tab/>
-        <w:t>En serie</w:t>
-      </w:r>
-    </w:p>
-    <w:p>
-      <w:pPr>
         <w:pStyle w:val="ListNumber"/>
       </w:pPr>
       <w:r>
@@ -1678,7 +1678,7 @@
       <w:r>
         <w:drawing>
           <wp:inline xmlns:a="http://schemas.openxmlformats.org/drawingml/2006/main" xmlns:pic="http://schemas.openxmlformats.org/drawingml/2006/picture">
-            <wp:extent cx="1952542" cy="1830610"/>
+            <wp:extent cx="1464406" cy="1372957"/>
             <wp:docPr id="20" name="Picture 20"/>
             <wp:cNvGraphicFramePr>
               <a:graphicFrameLocks noChangeAspect="1"/>
@@ -1699,7 +1699,7 @@
                   <pic:spPr>
                     <a:xfrm>
                       <a:off x="0" y="0"/>
-                      <a:ext cx="1952542" cy="1830610"/>
+                      <a:ext cx="1464406" cy="1372957"/>
                     </a:xfrm>
                     <a:prstGeom prst="rect"/>
                   </pic:spPr>
@@ -1737,7 +1737,7 @@
       <w:r>
         <w:t>c)</w:t>
         <w:tab/>
-        <w:t>En paralelo</w:t>
+        <w:t>Tiene un cortocircuito en la pila</w:t>
       </w:r>
     </w:p>
     <w:p>
@@ -1747,7 +1747,7 @@
       <w:r>
         <w:t>d)</w:t>
         <w:tab/>
-        <w:t>Tiene un cortocircuito en la pila</w:t>
+        <w:t>En paralelo</w:t>
       </w:r>
     </w:p>
     <w:p>
@@ -1765,7 +1765,7 @@
       <w:r>
         <w:drawing>
           <wp:inline xmlns:a="http://schemas.openxmlformats.org/drawingml/2006/main" xmlns:pic="http://schemas.openxmlformats.org/drawingml/2006/picture">
-            <wp:extent cx="1952542" cy="1900227"/>
+            <wp:extent cx="1464406" cy="1425170"/>
             <wp:docPr id="21" name="Picture 21"/>
             <wp:cNvGraphicFramePr>
               <a:graphicFrameLocks noChangeAspect="1"/>
@@ -1786,7 +1786,7 @@
                   <pic:spPr>
                     <a:xfrm>
                       <a:off x="0" y="0"/>
-                      <a:ext cx="1952542" cy="1900227"/>
+                      <a:ext cx="1464406" cy="1425170"/>
                     </a:xfrm>
                     <a:prstGeom prst="rect"/>
                   </pic:spPr>
@@ -1804,6 +1804,26 @@
       <w:r>
         <w:t>a)</w:t>
         <w:tab/>
+        <w:t>En paralelo</w:t>
+      </w:r>
+    </w:p>
+    <w:p>
+      <w:pPr>
+        <w:pStyle w:val="Choice"/>
+      </w:pPr>
+      <w:r>
+        <w:t>b)</w:t>
+        <w:tab/>
+        <w:t>Tiene un cortocircuito en una bombilla</w:t>
+      </w:r>
+    </w:p>
+    <w:p>
+      <w:pPr>
+        <w:pStyle w:val="Choice"/>
+      </w:pPr>
+      <w:r>
+        <w:t>c)</w:t>
+        <w:tab/>
         <w:t>En serie</w:t>
       </w:r>
     </w:p>
@@ -1812,33 +1832,13 @@
         <w:pStyle w:val="Choice"/>
       </w:pPr>
       <w:r>
-        <w:t>b)</w:t>
-        <w:tab/>
-        <w:t>En paralelo</w:t>
-      </w:r>
-    </w:p>
-    <w:p>
-      <w:pPr>
-        <w:pStyle w:val="Choice"/>
-      </w:pPr>
-      <w:r>
-        <w:t>c)</w:t>
+        <w:t>d)</w:t>
         <w:tab/>
         <w:t>Tiene un cortocircuito en la pila</w:t>
       </w:r>
     </w:p>
     <w:p>
       <w:pPr>
-        <w:pStyle w:val="Choice"/>
-      </w:pPr>
-      <w:r>
-        <w:t>d)</w:t>
-        <w:tab/>
-        <w:t>Tiene un cortocircuito en una bombilla</w:t>
-      </w:r>
-    </w:p>
-    <w:p>
-      <w:pPr>
         <w:pStyle w:val="ListNumber"/>
       </w:pPr>
       <w:r>
@@ -1852,7 +1852,7 @@
       <w:r>
         <w:drawing>
           <wp:inline xmlns:a="http://schemas.openxmlformats.org/drawingml/2006/main" xmlns:pic="http://schemas.openxmlformats.org/drawingml/2006/picture">
-            <wp:extent cx="1952542" cy="1900227"/>
+            <wp:extent cx="1464406" cy="1425170"/>
             <wp:docPr id="22" name="Picture 22"/>
             <wp:cNvGraphicFramePr>
               <a:graphicFrameLocks noChangeAspect="1"/>
@@ -1873,7 +1873,7 @@
                   <pic:spPr>
                     <a:xfrm>
                       <a:off x="0" y="0"/>
-                      <a:ext cx="1952542" cy="1900227"/>
+                      <a:ext cx="1464406" cy="1425170"/>
                     </a:xfrm>
                     <a:prstGeom prst="rect"/>
                   </pic:spPr>
@@ -1891,7 +1891,7 @@
       <w:r>
         <w:t>a)</w:t>
         <w:tab/>
-        <w:t>En serie</w:t>
+        <w:t>Tiene un cortocircuito en la pila</w:t>
       </w:r>
     </w:p>
     <w:p>
@@ -1921,7 +1921,7 @@
       <w:r>
         <w:t>d)</w:t>
         <w:tab/>
-        <w:t>Tiene un cortocircuito en la pila</w:t>
+        <w:t>En serie</w:t>
       </w:r>
     </w:p>
     <w:p>
@@ -1939,7 +1939,7 @@
       <w:r>
         <w:drawing>
           <wp:inline xmlns:a="http://schemas.openxmlformats.org/drawingml/2006/main" xmlns:pic="http://schemas.openxmlformats.org/drawingml/2006/picture">
-            <wp:extent cx="1952542" cy="1900227"/>
+            <wp:extent cx="1464406" cy="1425170"/>
             <wp:docPr id="23" name="Picture 23"/>
             <wp:cNvGraphicFramePr>
               <a:graphicFrameLocks noChangeAspect="1"/>
@@ -1960,7 +1960,7 @@
                   <pic:spPr>
                     <a:xfrm>
                       <a:off x="0" y="0"/>
-                      <a:ext cx="1952542" cy="1900227"/>
+                      <a:ext cx="1464406" cy="1425170"/>
                     </a:xfrm>
                     <a:prstGeom prst="rect"/>
                   </pic:spPr>
@@ -1978,6 +1978,16 @@
       <w:r>
         <w:t>a)</w:t>
         <w:tab/>
+        <w:t>Tiene un cortocircuito en una bombilla</w:t>
+      </w:r>
+    </w:p>
+    <w:p>
+      <w:pPr>
+        <w:pStyle w:val="Choice"/>
+      </w:pPr>
+      <w:r>
+        <w:t>b)</w:t>
+        <w:tab/>
         <w:t>Tiene un cortocircuito en la pila</w:t>
       </w:r>
     </w:p>
@@ -1986,9 +1996,9 @@
         <w:pStyle w:val="Choice"/>
       </w:pPr>
       <w:r>
-        <w:t>b)</w:t>
+        <w:t>c)</w:t>
         <w:tab/>
-        <w:t>Tiene un cortocircuito en una bombilla</w:t>
+        <w:t>En paralelo</w:t>
       </w:r>
     </w:p>
     <w:p>
@@ -1996,23 +2006,13 @@
         <w:pStyle w:val="Choice"/>
       </w:pPr>
       <w:r>
-        <w:t>c)</w:t>
+        <w:t>d)</w:t>
         <w:tab/>
         <w:t>En serie</w:t>
       </w:r>
     </w:p>
     <w:p>
       <w:pPr>
-        <w:pStyle w:val="Choice"/>
-      </w:pPr>
-      <w:r>
-        <w:t>d)</w:t>
-        <w:tab/>
-        <w:t>En paralelo</w:t>
-      </w:r>
-    </w:p>
-    <w:p>
-      <w:pPr>
         <w:pStyle w:val="ListNumber"/>
       </w:pPr>
       <w:r>
@@ -2026,7 +2026,7 @@
       <w:r>
         <w:drawing>
           <wp:inline xmlns:a="http://schemas.openxmlformats.org/drawingml/2006/main" xmlns:pic="http://schemas.openxmlformats.org/drawingml/2006/picture">
-            <wp:extent cx="1952542" cy="1830610"/>
+            <wp:extent cx="1464406" cy="1372957"/>
             <wp:docPr id="24" name="Picture 24"/>
             <wp:cNvGraphicFramePr>
               <a:graphicFrameLocks noChangeAspect="1"/>
@@ -2047,7 +2047,7 @@
                   <pic:spPr>
                     <a:xfrm>
                       <a:off x="0" y="0"/>
-                      <a:ext cx="1952542" cy="1830610"/>
+                      <a:ext cx="1464406" cy="1372957"/>
                     </a:xfrm>
                     <a:prstGeom prst="rect"/>
                   </pic:spPr>
@@ -2075,6 +2075,16 @@
       <w:r>
         <w:t>b)</w:t>
         <w:tab/>
+        <w:t>En serie</w:t>
+      </w:r>
+    </w:p>
+    <w:p>
+      <w:pPr>
+        <w:pStyle w:val="Choice"/>
+      </w:pPr>
+      <w:r>
+        <w:t>c)</w:t>
+        <w:tab/>
         <w:t>Tiene un cortocircuito en una bombilla</w:t>
       </w:r>
     </w:p>
@@ -2083,23 +2093,13 @@
         <w:pStyle w:val="Choice"/>
       </w:pPr>
       <w:r>
-        <w:t>c)</w:t>
+        <w:t>d)</w:t>
         <w:tab/>
         <w:t>Tiene un cortocircuito en la pila</w:t>
       </w:r>
     </w:p>
     <w:p>
       <w:pPr>
-        <w:pStyle w:val="Choice"/>
-      </w:pPr>
-      <w:r>
-        <w:t>d)</w:t>
-        <w:tab/>
-        <w:t>En serie</w:t>
-      </w:r>
-    </w:p>
-    <w:p>
-      <w:pPr>
         <w:pStyle w:val="ListNumber"/>
       </w:pPr>
       <w:r>
@@ -2113,7 +2113,7 @@
       <w:r>
         <w:drawing>
           <wp:inline xmlns:a="http://schemas.openxmlformats.org/drawingml/2006/main" xmlns:pic="http://schemas.openxmlformats.org/drawingml/2006/picture">
-            <wp:extent cx="1952542" cy="1900227"/>
+            <wp:extent cx="1464406" cy="1425170"/>
             <wp:docPr id="25" name="Picture 25"/>
             <wp:cNvGraphicFramePr>
               <a:graphicFrameLocks noChangeAspect="1"/>
@@ -2134,7 +2134,7 @@
                   <pic:spPr>
                     <a:xfrm>
                       <a:off x="0" y="0"/>
-                      <a:ext cx="1952542" cy="1900227"/>
+                      <a:ext cx="1464406" cy="1425170"/>
                     </a:xfrm>
                     <a:prstGeom prst="rect"/>
                   </pic:spPr>
@@ -2152,7 +2152,7 @@
       <w:r>
         <w:t>a)</w:t>
         <w:tab/>
-        <w:t>En serie</w:t>
+        <w:t>Tiene un cortocircuito en una bombilla</w:t>
       </w:r>
     </w:p>
     <w:p>
@@ -2161,6 +2161,16 @@
       </w:pPr>
       <w:r>
         <w:t>b)</w:t>
+        <w:tab/>
+        <w:t>En paralelo</w:t>
+      </w:r>
+    </w:p>
+    <w:p>
+      <w:pPr>
+        <w:pStyle w:val="Choice"/>
+      </w:pPr>
+      <w:r>
+        <w:t>c)</w:t>
         <w:tab/>
         <w:t>Tiene un cortocircuito en la pila</w:t>
       </w:r>
@@ -2170,19 +2180,9 @@
         <w:pStyle w:val="Choice"/>
       </w:pPr>
       <w:r>
-        <w:t>c)</w:t>
-        <w:tab/>
-        <w:t>Tiene un cortocircuito en una bombilla</w:t>
-      </w:r>
-    </w:p>
-    <w:p>
-      <w:pPr>
-        <w:pStyle w:val="Choice"/>
-      </w:pPr>
-      <w:r>
         <w:t>d)</w:t>
         <w:tab/>
-        <w:t>En paralelo</w:t>
+        <w:t>En serie</w:t>
       </w:r>
     </w:p>
     <w:p>
@@ -2200,7 +2200,7 @@
       <w:r>
         <w:drawing>
           <wp:inline xmlns:a="http://schemas.openxmlformats.org/drawingml/2006/main" xmlns:pic="http://schemas.openxmlformats.org/drawingml/2006/picture">
-            <wp:extent cx="1952542" cy="1900227"/>
+            <wp:extent cx="1464406" cy="1425170"/>
             <wp:docPr id="26" name="Picture 26"/>
             <wp:cNvGraphicFramePr>
               <a:graphicFrameLocks noChangeAspect="1"/>
@@ -2221,7 +2221,7 @@
                   <pic:spPr>
                     <a:xfrm>
                       <a:off x="0" y="0"/>
-                      <a:ext cx="1952542" cy="1900227"/>
+                      <a:ext cx="1464406" cy="1425170"/>
                     </a:xfrm>
                     <a:prstGeom prst="rect"/>
                   </pic:spPr>
@@ -2239,7 +2239,7 @@
       <w:r>
         <w:t>a)</w:t>
         <w:tab/>
-        <w:t>Tiene un cortocircuito en la pila</w:t>
+        <w:t>Tiene un cortocircuito en una bombilla</w:t>
       </w:r>
     </w:p>
     <w:p>
@@ -2259,7 +2259,7 @@
       <w:r>
         <w:t>c)</w:t>
         <w:tab/>
-        <w:t>Tiene un cortocircuito en una bombilla</w:t>
+        <w:t>En serie</w:t>
       </w:r>
     </w:p>
     <w:p>
@@ -2269,7 +2269,7 @@
       <w:r>
         <w:t>d)</w:t>
         <w:tab/>
-        <w:t>En serie</w:t>
+        <w:t>Tiene un cortocircuito en la pila</w:t>
       </w:r>
     </w:p>
     <w:p>
@@ -2287,7 +2287,7 @@
       <w:r>
         <w:drawing>
           <wp:inline xmlns:a="http://schemas.openxmlformats.org/drawingml/2006/main" xmlns:pic="http://schemas.openxmlformats.org/drawingml/2006/picture">
-            <wp:extent cx="1952542" cy="1900227"/>
+            <wp:extent cx="1464406" cy="1425170"/>
             <wp:docPr id="27" name="Picture 27"/>
             <wp:cNvGraphicFramePr>
               <a:graphicFrameLocks noChangeAspect="1"/>
@@ -2308,7 +2308,7 @@
                   <pic:spPr>
                     <a:xfrm>
                       <a:off x="0" y="0"/>
-                      <a:ext cx="1952542" cy="1900227"/>
+                      <a:ext cx="1464406" cy="1425170"/>
                     </a:xfrm>
                     <a:prstGeom prst="rect"/>
                   </pic:spPr>
@@ -2326,7 +2326,7 @@
       <w:r>
         <w:t>a)</w:t>
         <w:tab/>
-        <w:t>Tiene un cortocircuito en una bombilla</w:t>
+        <w:t>En serie</w:t>
       </w:r>
     </w:p>
     <w:p>
@@ -2336,7 +2336,7 @@
       <w:r>
         <w:t>b)</w:t>
         <w:tab/>
-        <w:t>En paralelo</w:t>
+        <w:t>Tiene un cortocircuito en una bombilla</w:t>
       </w:r>
     </w:p>
     <w:p>
@@ -2356,7 +2356,7 @@
       <w:r>
         <w:t>d)</w:t>
         <w:tab/>
-        <w:t>En serie</w:t>
+        <w:t>En paralelo</w:t>
       </w:r>
     </w:p>
     <w:p>
@@ -2374,7 +2374,7 @@
       <w:r>
         <w:drawing>
           <wp:inline xmlns:a="http://schemas.openxmlformats.org/drawingml/2006/main" xmlns:pic="http://schemas.openxmlformats.org/drawingml/2006/picture">
-            <wp:extent cx="1952542" cy="1830610"/>
+            <wp:extent cx="1464406" cy="1372957"/>
             <wp:docPr id="28" name="Picture 28"/>
             <wp:cNvGraphicFramePr>
               <a:graphicFrameLocks noChangeAspect="1"/>
@@ -2395,7 +2395,7 @@
                   <pic:spPr>
                     <a:xfrm>
                       <a:off x="0" y="0"/>
-                      <a:ext cx="1952542" cy="1830610"/>
+                      <a:ext cx="1464406" cy="1372957"/>
                     </a:xfrm>
                     <a:prstGeom prst="rect"/>
                   </pic:spPr>
@@ -2413,16 +2413,6 @@
       <w:r>
         <w:t>a)</w:t>
         <w:tab/>
-        <w:t>Tiene un cortocircuito en la pila</w:t>
-      </w:r>
-    </w:p>
-    <w:p>
-      <w:pPr>
-        <w:pStyle w:val="Choice"/>
-      </w:pPr>
-      <w:r>
-        <w:t>b)</w:t>
-        <w:tab/>
         <w:t>Tiene un cortocircuito en una bombilla</w:t>
       </w:r>
     </w:p>
@@ -2431,7 +2421,7 @@
         <w:pStyle w:val="Choice"/>
       </w:pPr>
       <w:r>
-        <w:t>c)</w:t>
+        <w:t>b)</w:t>
         <w:tab/>
         <w:t>En paralelo</w:t>
       </w:r>
@@ -2441,13 +2431,23 @@
         <w:pStyle w:val="Choice"/>
       </w:pPr>
       <w:r>
-        <w:t>d)</w:t>
+        <w:t>c)</w:t>
         <w:tab/>
         <w:t>En serie</w:t>
       </w:r>
     </w:p>
     <w:p>
       <w:pPr>
+        <w:pStyle w:val="Choice"/>
+      </w:pPr>
+      <w:r>
+        <w:t>d)</w:t>
+        <w:tab/>
+        <w:t>Tiene un cortocircuito en la pila</w:t>
+      </w:r>
+    </w:p>
+    <w:p>
+      <w:pPr>
         <w:pStyle w:val="ListNumber"/>
       </w:pPr>
       <w:r>
@@ -2461,7 +2461,7 @@
       <w:r>
         <w:drawing>
           <wp:inline xmlns:a="http://schemas.openxmlformats.org/drawingml/2006/main" xmlns:pic="http://schemas.openxmlformats.org/drawingml/2006/picture">
-            <wp:extent cx="1952542" cy="1900227"/>
+            <wp:extent cx="1464406" cy="1425170"/>
             <wp:docPr id="29" name="Picture 29"/>
             <wp:cNvGraphicFramePr>
               <a:graphicFrameLocks noChangeAspect="1"/>
@@ -2482,7 +2482,7 @@
                   <pic:spPr>
                     <a:xfrm>
                       <a:off x="0" y="0"/>
-                      <a:ext cx="1952542" cy="1900227"/>
+                      <a:ext cx="1464406" cy="1425170"/>
                     </a:xfrm>
                     <a:prstGeom prst="rect"/>
                   </pic:spPr>
@@ -2500,7 +2500,7 @@
       <w:r>
         <w:t>a)</w:t>
         <w:tab/>
-        <w:t>En serie</w:t>
+        <w:t>En paralelo</w:t>
       </w:r>
     </w:p>
     <w:p>
@@ -2510,7 +2510,7 @@
       <w:r>
         <w:t>b)</w:t>
         <w:tab/>
-        <w:t>En paralelo</w:t>
+        <w:t>Tiene un cortocircuito en la pila</w:t>
       </w:r>
     </w:p>
     <w:p>
@@ -2530,7 +2530,7 @@
       <w:r>
         <w:t>d)</w:t>
         <w:tab/>
-        <w:t>Tiene un cortocircuito en la pila</w:t>
+        <w:t>En serie</w:t>
       </w:r>
     </w:p>
     <w:p>
@@ -2548,7 +2548,7 @@
       <w:r>
         <w:drawing>
           <wp:inline xmlns:a="http://schemas.openxmlformats.org/drawingml/2006/main" xmlns:pic="http://schemas.openxmlformats.org/drawingml/2006/picture">
-            <wp:extent cx="1952542" cy="1900227"/>
+            <wp:extent cx="1464406" cy="1425170"/>
             <wp:docPr id="30" name="Picture 30"/>
             <wp:cNvGraphicFramePr>
               <a:graphicFrameLocks noChangeAspect="1"/>
@@ -2569,7 +2569,7 @@
                   <pic:spPr>
                     <a:xfrm>
                       <a:off x="0" y="0"/>
-                      <a:ext cx="1952542" cy="1900227"/>
+                      <a:ext cx="1464406" cy="1425170"/>
                     </a:xfrm>
                     <a:prstGeom prst="rect"/>
                   </pic:spPr>
@@ -2587,7 +2587,7 @@
       <w:r>
         <w:t>a)</w:t>
         <w:tab/>
-        <w:t>En paralelo</w:t>
+        <w:t>En serie</w:t>
       </w:r>
     </w:p>
     <w:p>
@@ -2596,6 +2596,16 @@
       </w:pPr>
       <w:r>
         <w:t>b)</w:t>
+        <w:tab/>
+        <w:t>Tiene un cortocircuito en una bombilla</w:t>
+      </w:r>
+    </w:p>
+    <w:p>
+      <w:pPr>
+        <w:pStyle w:val="Choice"/>
+      </w:pPr>
+      <w:r>
+        <w:t>c)</w:t>
         <w:tab/>
         <w:t>Tiene un cortocircuito en la pila</w:t>
       </w:r>
@@ -2605,19 +2615,9 @@
         <w:pStyle w:val="Choice"/>
       </w:pPr>
       <w:r>
-        <w:t>c)</w:t>
-        <w:tab/>
-        <w:t>En serie</w:t>
-      </w:r>
-    </w:p>
-    <w:p>
-      <w:pPr>
-        <w:pStyle w:val="Choice"/>
-      </w:pPr>
-      <w:r>
         <w:t>d)</w:t>
         <w:tab/>
-        <w:t>Tiene un cortocircuito en una bombilla</w:t>
+        <w:t>En paralelo</w:t>
       </w:r>
     </w:p>
     <w:p>
@@ -2635,7 +2635,7 @@
       <w:r>
         <w:drawing>
           <wp:inline xmlns:a="http://schemas.openxmlformats.org/drawingml/2006/main" xmlns:pic="http://schemas.openxmlformats.org/drawingml/2006/picture">
-            <wp:extent cx="1952542" cy="1900227"/>
+            <wp:extent cx="1464406" cy="1425170"/>
             <wp:docPr id="31" name="Picture 31"/>
             <wp:cNvGraphicFramePr>
               <a:graphicFrameLocks noChangeAspect="1"/>
@@ -2656,7 +2656,7 @@
                   <pic:spPr>
                     <a:xfrm>
                       <a:off x="0" y="0"/>
-                      <a:ext cx="1952542" cy="1900227"/>
+                      <a:ext cx="1464406" cy="1425170"/>
                     </a:xfrm>
                     <a:prstGeom prst="rect"/>
                   </pic:spPr>
@@ -2674,6 +2674,16 @@
       <w:r>
         <w:t>a)</w:t>
         <w:tab/>
+        <w:t>En paralelo</w:t>
+      </w:r>
+    </w:p>
+    <w:p>
+      <w:pPr>
+        <w:pStyle w:val="Choice"/>
+      </w:pPr>
+      <w:r>
+        <w:t>b)</w:t>
+        <w:tab/>
         <w:t>En serie</w:t>
       </w:r>
     </w:p>
@@ -2682,33 +2692,23 @@
         <w:pStyle w:val="Choice"/>
       </w:pPr>
       <w:r>
-        <w:t>b)</w:t>
+        <w:t>c)</w:t>
+        <w:tab/>
+        <w:t>Tiene un cortocircuito en la pila</w:t>
+      </w:r>
+    </w:p>
+    <w:p>
+      <w:pPr>
+        <w:pStyle w:val="Choice"/>
+      </w:pPr>
+      <w:r>
+        <w:t>d)</w:t>
         <w:tab/>
         <w:t>Tiene un cortocircuito en una bombilla</w:t>
       </w:r>
     </w:p>
     <w:p>
       <w:pPr>
-        <w:pStyle w:val="Choice"/>
-      </w:pPr>
-      <w:r>
-        <w:t>c)</w:t>
-        <w:tab/>
-        <w:t>En paralelo</w:t>
-      </w:r>
-    </w:p>
-    <w:p>
-      <w:pPr>
-        <w:pStyle w:val="Choice"/>
-      </w:pPr>
-      <w:r>
-        <w:t>d)</w:t>
-        <w:tab/>
-        <w:t>Tiene un cortocircuito en la pila</w:t>
-      </w:r>
-    </w:p>
-    <w:p>
-      <w:pPr>
         <w:pStyle w:val="ListNumber"/>
       </w:pPr>
       <w:r>
@@ -2722,7 +2722,7 @@
       <w:r>
         <w:drawing>
           <wp:inline xmlns:a="http://schemas.openxmlformats.org/drawingml/2006/main" xmlns:pic="http://schemas.openxmlformats.org/drawingml/2006/picture">
-            <wp:extent cx="1952542" cy="1830610"/>
+            <wp:extent cx="1464406" cy="1372957"/>
             <wp:docPr id="32" name="Picture 32"/>
             <wp:cNvGraphicFramePr>
               <a:graphicFrameLocks noChangeAspect="1"/>
@@ -2743,7 +2743,7 @@
                   <pic:spPr>
                     <a:xfrm>
                       <a:off x="0" y="0"/>
-                      <a:ext cx="1952542" cy="1830610"/>
+                      <a:ext cx="1464406" cy="1372957"/>
                     </a:xfrm>
                     <a:prstGeom prst="rect"/>
                   </pic:spPr>
@@ -2761,16 +2761,6 @@
       <w:r>
         <w:t>a)</w:t>
         <w:tab/>
-        <w:t>En serie</w:t>
-      </w:r>
-    </w:p>
-    <w:p>
-      <w:pPr>
-        <w:pStyle w:val="Choice"/>
-      </w:pPr>
-      <w:r>
-        <w:t>b)</w:t>
-        <w:tab/>
         <w:t>Tiene un cortocircuito en la pila</w:t>
       </w:r>
     </w:p>
@@ -2779,7 +2769,7 @@
         <w:pStyle w:val="Choice"/>
       </w:pPr>
       <w:r>
-        <w:t>c)</w:t>
+        <w:t>b)</w:t>
         <w:tab/>
         <w:t>Tiene un cortocircuito en una bombilla</w:t>
       </w:r>
@@ -2789,13 +2779,23 @@
         <w:pStyle w:val="Choice"/>
       </w:pPr>
       <w:r>
-        <w:t>d)</w:t>
+        <w:t>c)</w:t>
         <w:tab/>
         <w:t>En paralelo</w:t>
       </w:r>
     </w:p>
     <w:p>
       <w:pPr>
+        <w:pStyle w:val="Choice"/>
+      </w:pPr>
+      <w:r>
+        <w:t>d)</w:t>
+        <w:tab/>
+        <w:t>En serie</w:t>
+      </w:r>
+    </w:p>
+    <w:p>
+      <w:pPr>
         <w:pStyle w:val="ListNumber"/>
       </w:pPr>
       <w:r>
@@ -2809,7 +2809,7 @@
       <w:r>
         <w:drawing>
           <wp:inline xmlns:a="http://schemas.openxmlformats.org/drawingml/2006/main" xmlns:pic="http://schemas.openxmlformats.org/drawingml/2006/picture">
-            <wp:extent cx="1952542" cy="1900227"/>
+            <wp:extent cx="1464406" cy="1425170"/>
             <wp:docPr id="33" name="Picture 33"/>
             <wp:cNvGraphicFramePr>
               <a:graphicFrameLocks noChangeAspect="1"/>
@@ -2830,7 +2830,7 @@
                   <pic:spPr>
                     <a:xfrm>
                       <a:off x="0" y="0"/>
-                      <a:ext cx="1952542" cy="1900227"/>
+                      <a:ext cx="1464406" cy="1425170"/>
                     </a:xfrm>
                     <a:prstGeom prst="rect"/>
                   </pic:spPr>
@@ -2848,16 +2848,6 @@
       <w:r>
         <w:t>a)</w:t>
         <w:tab/>
-        <w:t>En paralelo</w:t>
-      </w:r>
-    </w:p>
-    <w:p>
-      <w:pPr>
-        <w:pStyle w:val="Choice"/>
-      </w:pPr>
-      <w:r>
-        <w:t>b)</w:t>
-        <w:tab/>
         <w:t>Tiene un cortocircuito en la pila</w:t>
       </w:r>
     </w:p>
@@ -2866,9 +2856,19 @@
         <w:pStyle w:val="Choice"/>
       </w:pPr>
       <w:r>
+        <w:t>b)</w:t>
+        <w:tab/>
+        <w:t>En serie</w:t>
+      </w:r>
+    </w:p>
+    <w:p>
+      <w:pPr>
+        <w:pStyle w:val="Choice"/>
+      </w:pPr>
+      <w:r>
         <w:t>c)</w:t>
         <w:tab/>
-        <w:t>En serie</w:t>
+        <w:t>En paralelo</w:t>
       </w:r>
     </w:p>
     <w:p>
@@ -2896,7 +2896,7 @@
       <w:r>
         <w:drawing>
           <wp:inline xmlns:a="http://schemas.openxmlformats.org/drawingml/2006/main" xmlns:pic="http://schemas.openxmlformats.org/drawingml/2006/picture">
-            <wp:extent cx="1952542" cy="1900227"/>
+            <wp:extent cx="1464406" cy="1425170"/>
             <wp:docPr id="34" name="Picture 34"/>
             <wp:cNvGraphicFramePr>
               <a:graphicFrameLocks noChangeAspect="1"/>
@@ -2917,7 +2917,7 @@
                   <pic:spPr>
                     <a:xfrm>
                       <a:off x="0" y="0"/>
-                      <a:ext cx="1952542" cy="1900227"/>
+                      <a:ext cx="1464406" cy="1425170"/>
                     </a:xfrm>
                     <a:prstGeom prst="rect"/>
                   </pic:spPr>
@@ -2945,7 +2945,7 @@
       <w:r>
         <w:t>b)</w:t>
         <w:tab/>
-        <w:t>En paralelo</w:t>
+        <w:t>En serie</w:t>
       </w:r>
     </w:p>
     <w:p>
@@ -2965,7 +2965,7 @@
       <w:r>
         <w:t>d)</w:t>
         <w:tab/>
-        <w:t>En serie</w:t>
+        <w:t>En paralelo</w:t>
       </w:r>
     </w:p>
     <w:p>
@@ -2983,7 +2983,7 @@
       <w:r>
         <w:drawing>
           <wp:inline xmlns:a="http://schemas.openxmlformats.org/drawingml/2006/main" xmlns:pic="http://schemas.openxmlformats.org/drawingml/2006/picture">
-            <wp:extent cx="1952542" cy="1900227"/>
+            <wp:extent cx="1464406" cy="1425170"/>
             <wp:docPr id="35" name="Picture 35"/>
             <wp:cNvGraphicFramePr>
               <a:graphicFrameLocks noChangeAspect="1"/>
@@ -3004,7 +3004,7 @@
                   <pic:spPr>
                     <a:xfrm>
                       <a:off x="0" y="0"/>
-                      <a:ext cx="1952542" cy="1900227"/>
+                      <a:ext cx="1464406" cy="1425170"/>
                     </a:xfrm>
                     <a:prstGeom prst="rect"/>
                   </pic:spPr>
@@ -3022,7 +3022,7 @@
       <w:r>
         <w:t>a)</w:t>
         <w:tab/>
-        <w:t>En serie</w:t>
+        <w:t>En paralelo</w:t>
       </w:r>
     </w:p>
     <w:p>
@@ -3042,7 +3042,7 @@
       <w:r>
         <w:t>c)</w:t>
         <w:tab/>
-        <w:t>En paralelo</w:t>
+        <w:t>Tiene un cortocircuito en una bombilla</w:t>
       </w:r>
     </w:p>
     <w:p>
@@ -3052,7 +3052,7 @@
       <w:r>
         <w:t>d)</w:t>
         <w:tab/>
-        <w:t>Tiene un cortocircuito en una bombilla</w:t>
+        <w:t>En serie</w:t>
       </w:r>
     </w:p>
     <w:p>
@@ -3070,7 +3070,7 @@
       <w:r>
         <w:drawing>
           <wp:inline xmlns:a="http://schemas.openxmlformats.org/drawingml/2006/main" xmlns:pic="http://schemas.openxmlformats.org/drawingml/2006/picture">
-            <wp:extent cx="1952542" cy="1830610"/>
+            <wp:extent cx="1464406" cy="1372957"/>
             <wp:docPr id="36" name="Picture 36"/>
             <wp:cNvGraphicFramePr>
               <a:graphicFrameLocks noChangeAspect="1"/>
@@ -3091,7 +3091,7 @@
                   <pic:spPr>
                     <a:xfrm>
                       <a:off x="0" y="0"/>
-                      <a:ext cx="1952542" cy="1830610"/>
+                      <a:ext cx="1464406" cy="1372957"/>
                     </a:xfrm>
                     <a:prstGeom prst="rect"/>
                   </pic:spPr>
@@ -3119,6 +3119,16 @@
       <w:r>
         <w:t>b)</w:t>
         <w:tab/>
+        <w:t>En serie</w:t>
+      </w:r>
+    </w:p>
+    <w:p>
+      <w:pPr>
+        <w:pStyle w:val="Choice"/>
+      </w:pPr>
+      <w:r>
+        <w:t>c)</w:t>
+        <w:tab/>
         <w:t>Tiene un cortocircuito en la pila</w:t>
       </w:r>
     </w:p>
@@ -3127,23 +3137,13 @@
         <w:pStyle w:val="Choice"/>
       </w:pPr>
       <w:r>
-        <w:t>c)</w:t>
+        <w:t>d)</w:t>
         <w:tab/>
         <w:t>Tiene un cortocircuito en una bombilla</w:t>
       </w:r>
     </w:p>
     <w:p>
       <w:pPr>
-        <w:pStyle w:val="Choice"/>
-      </w:pPr>
-      <w:r>
-        <w:t>d)</w:t>
-        <w:tab/>
-        <w:t>En serie</w:t>
-      </w:r>
-    </w:p>
-    <w:p>
-      <w:pPr>
         <w:pStyle w:val="ListNumber"/>
       </w:pPr>
       <w:r>
@@ -3157,7 +3157,7 @@
       <w:r>
         <w:drawing>
           <wp:inline xmlns:a="http://schemas.openxmlformats.org/drawingml/2006/main" xmlns:pic="http://schemas.openxmlformats.org/drawingml/2006/picture">
-            <wp:extent cx="1952542" cy="1900227"/>
+            <wp:extent cx="1464406" cy="1425170"/>
             <wp:docPr id="37" name="Picture 37"/>
             <wp:cNvGraphicFramePr>
               <a:graphicFrameLocks noChangeAspect="1"/>
@@ -3178,7 +3178,7 @@
                   <pic:spPr>
                     <a:xfrm>
                       <a:off x="0" y="0"/>
-                      <a:ext cx="1952542" cy="1900227"/>
+                      <a:ext cx="1464406" cy="1425170"/>
                     </a:xfrm>
                     <a:prstGeom prst="rect"/>
                   </pic:spPr>
@@ -3196,7 +3196,7 @@
       <w:r>
         <w:t>a)</w:t>
         <w:tab/>
-        <w:t>Tiene un cortocircuito en una bombilla</w:t>
+        <w:t>En paralelo</w:t>
       </w:r>
     </w:p>
     <w:p>
@@ -3216,7 +3216,7 @@
       <w:r>
         <w:t>c)</w:t>
         <w:tab/>
-        <w:t>En paralelo</w:t>
+        <w:t>En serie</w:t>
       </w:r>
     </w:p>
     <w:p>
@@ -3226,7 +3226,7 @@
       <w:r>
         <w:t>d)</w:t>
         <w:tab/>
-        <w:t>En serie</w:t>
+        <w:t>Tiene un cortocircuito en una bombilla</w:t>
       </w:r>
     </w:p>
     <w:p>
@@ -3244,7 +3244,7 @@
       <w:r>
         <w:drawing>
           <wp:inline xmlns:a="http://schemas.openxmlformats.org/drawingml/2006/main" xmlns:pic="http://schemas.openxmlformats.org/drawingml/2006/picture">
-            <wp:extent cx="1952542" cy="1900227"/>
+            <wp:extent cx="1464406" cy="1425170"/>
             <wp:docPr id="38" name="Picture 38"/>
             <wp:cNvGraphicFramePr>
               <a:graphicFrameLocks noChangeAspect="1"/>
@@ -3265,7 +3265,7 @@
                   <pic:spPr>
                     <a:xfrm>
                       <a:off x="0" y="0"/>
-                      <a:ext cx="1952542" cy="1900227"/>
+                      <a:ext cx="1464406" cy="1425170"/>
                     </a:xfrm>
                     <a:prstGeom prst="rect"/>
                   </pic:spPr>
@@ -3283,16 +3283,6 @@
       <w:r>
         <w:t>a)</w:t>
         <w:tab/>
-        <w:t>En paralelo</w:t>
-      </w:r>
-    </w:p>
-    <w:p>
-      <w:pPr>
-        <w:pStyle w:val="Choice"/>
-      </w:pPr>
-      <w:r>
-        <w:t>b)</w:t>
-        <w:tab/>
         <w:t>Tiene un cortocircuito en la pila</w:t>
       </w:r>
     </w:p>
@@ -3301,9 +3291,19 @@
         <w:pStyle w:val="Choice"/>
       </w:pPr>
       <w:r>
+        <w:t>b)</w:t>
+        <w:tab/>
+        <w:t>En serie</w:t>
+      </w:r>
+    </w:p>
+    <w:p>
+      <w:pPr>
+        <w:pStyle w:val="Choice"/>
+      </w:pPr>
+      <w:r>
         <w:t>c)</w:t>
         <w:tab/>
-        <w:t>En serie</w:t>
+        <w:t>En paralelo</w:t>
       </w:r>
     </w:p>
     <w:p>
@@ -3331,7 +3331,7 @@
       <w:r>
         <w:drawing>
           <wp:inline xmlns:a="http://schemas.openxmlformats.org/drawingml/2006/main" xmlns:pic="http://schemas.openxmlformats.org/drawingml/2006/picture">
-            <wp:extent cx="1952542" cy="1900227"/>
+            <wp:extent cx="1464406" cy="1425170"/>
             <wp:docPr id="39" name="Picture 39"/>
             <wp:cNvGraphicFramePr>
               <a:graphicFrameLocks noChangeAspect="1"/>
@@ -3352,7 +3352,7 @@
                   <pic:spPr>
                     <a:xfrm>
                       <a:off x="0" y="0"/>
-                      <a:ext cx="1952542" cy="1900227"/>
+                      <a:ext cx="1464406" cy="1425170"/>
                     </a:xfrm>
                     <a:prstGeom prst="rect"/>
                   </pic:spPr>
@@ -3370,7 +3370,7 @@
       <w:r>
         <w:t>a)</w:t>
         <w:tab/>
-        <w:t>Tiene un cortocircuito en la pila</w:t>
+        <w:t>En serie</w:t>
       </w:r>
     </w:p>
     <w:p>
@@ -3380,7 +3380,7 @@
       <w:r>
         <w:t>b)</w:t>
         <w:tab/>
-        <w:t>En serie</w:t>
+        <w:t>Tiene un cortocircuito en una bombilla</w:t>
       </w:r>
     </w:p>
     <w:p>
@@ -3400,7 +3400,7 @@
       <w:r>
         <w:t>d)</w:t>
         <w:tab/>
-        <w:t>Tiene un cortocircuito en una bombilla</w:t>
+        <w:t>Tiene un cortocircuito en la pila</w:t>
       </w:r>
     </w:p>
     <w:p>
@@ -3418,7 +3418,7 @@
       <w:r>
         <w:drawing>
           <wp:inline xmlns:a="http://schemas.openxmlformats.org/drawingml/2006/main" xmlns:pic="http://schemas.openxmlformats.org/drawingml/2006/picture">
-            <wp:extent cx="1952542" cy="1830610"/>
+            <wp:extent cx="1464406" cy="1372957"/>
             <wp:docPr id="40" name="Picture 40"/>
             <wp:cNvGraphicFramePr>
               <a:graphicFrameLocks noChangeAspect="1"/>
@@ -3439,7 +3439,7 @@
                   <pic:spPr>
                     <a:xfrm>
                       <a:off x="0" y="0"/>
-                      <a:ext cx="1952542" cy="1830610"/>
+                      <a:ext cx="1464406" cy="1372957"/>
                     </a:xfrm>
                     <a:prstGeom prst="rect"/>
                   </pic:spPr>
@@ -3457,7 +3457,7 @@
       <w:r>
         <w:t>a)</w:t>
         <w:tab/>
-        <w:t>En serie</w:t>
+        <w:t>En paralelo</w:t>
       </w:r>
     </w:p>
     <w:p>
@@ -3477,7 +3477,7 @@
       <w:r>
         <w:t>c)</w:t>
         <w:tab/>
-        <w:t>En paralelo</w:t>
+        <w:t>En serie</w:t>
       </w:r>
     </w:p>
     <w:p>

--- a/build/es_electric_series_parallel_identify.docx
+++ b/build/es_electric_series_parallel_identify.docx
@@ -2500,7 +2500,7 @@
       <w:r>
         <w:t>a)</w:t>
         <w:tab/>
-        <w:t>En paralelo</w:t>
+        <w:t>Tiene un cortocircuito en la pila</w:t>
       </w:r>
     </w:p>
     <w:p>
@@ -2510,7 +2510,7 @@
       <w:r>
         <w:t>b)</w:t>
         <w:tab/>
-        <w:t>Tiene un cortocircuito en la pila</w:t>
+        <w:t>En paralelo</w:t>
       </w:r>
     </w:p>
     <w:p>
